--- a/ES/notes/Unit_4.docx
+++ b/ES/notes/Unit_4.docx
@@ -149,7 +149,7 @@
     <w:p>
       <w:r>
         <w:pict w14:anchorId="1A174070">
-          <v:rect id="_x0000_i1055" style="width:0;height:1.5pt" o:hralign="center" o:hrstd="t" o:hr="t" fillcolor="#a0a0a0" stroked="f"/>
+          <v:rect id="_x0000_i1025" style="width:0;height:1.5pt" o:hralign="center" o:hrstd="t" o:hr="t" fillcolor="#a0a0a0" stroked="f"/>
         </w:pict>
       </w:r>
     </w:p>
@@ -251,7 +251,7 @@
     <w:p>
       <w:r>
         <w:pict w14:anchorId="090FBD11">
-          <v:rect id="_x0000_i1056" style="width:0;height:1.5pt" o:hralign="center" o:hrstd="t" o:hr="t" fillcolor="#a0a0a0" stroked="f"/>
+          <v:rect id="_x0000_i1026" style="width:0;height:1.5pt" o:hralign="center" o:hrstd="t" o:hr="t" fillcolor="#a0a0a0" stroked="f"/>
         </w:pict>
       </w:r>
     </w:p>
@@ -453,7 +453,7 @@
     <w:p>
       <w:r>
         <w:pict w14:anchorId="3BD4E761">
-          <v:rect id="_x0000_i1057" style="width:0;height:1.5pt" o:hralign="center" o:hrstd="t" o:hr="t" fillcolor="#a0a0a0" stroked="f"/>
+          <v:rect id="_x0000_i1027" style="width:0;height:1.5pt" o:hralign="center" o:hrstd="t" o:hr="t" fillcolor="#a0a0a0" stroked="f"/>
         </w:pict>
       </w:r>
     </w:p>
@@ -648,7 +648,7 @@
     <w:p>
       <w:r>
         <w:pict w14:anchorId="71BD4289">
-          <v:rect id="_x0000_i1058" style="width:0;height:1.5pt" o:hralign="center" o:hrstd="t" o:hr="t" fillcolor="#a0a0a0" stroked="f"/>
+          <v:rect id="_x0000_i1028" style="width:0;height:1.5pt" o:hralign="center" o:hrstd="t" o:hr="t" fillcolor="#a0a0a0" stroked="f"/>
         </w:pict>
       </w:r>
     </w:p>
@@ -844,7 +844,7 @@
     <w:p>
       <w:r>
         <w:pict w14:anchorId="04AE7ADC">
-          <v:rect id="_x0000_i1059" style="width:0;height:1.5pt" o:hralign="center" o:hrstd="t" o:hr="t" fillcolor="#a0a0a0" stroked="f"/>
+          <v:rect id="_x0000_i1029" style="width:0;height:1.5pt" o:hralign="center" o:hrstd="t" o:hr="t" fillcolor="#a0a0a0" stroked="f"/>
         </w:pict>
       </w:r>
     </w:p>
@@ -1162,7 +1162,7 @@
     <w:p>
       <w:r>
         <w:pict w14:anchorId="465E9DB7">
-          <v:rect id="_x0000_i1077" style="width:0;height:1.5pt" o:hralign="center" o:hrstd="t" o:hr="t" fillcolor="#a0a0a0" stroked="f"/>
+          <v:rect id="_x0000_i1030" style="width:0;height:1.5pt" o:hralign="center" o:hrstd="t" o:hr="t" fillcolor="#a0a0a0" stroked="f"/>
         </w:pict>
       </w:r>
     </w:p>
@@ -1459,7 +1459,7 @@
     <w:p>
       <w:r>
         <w:pict w14:anchorId="36D552EB">
-          <v:rect id="_x0000_i1078" style="width:0;height:1.5pt" o:hralign="center" o:hrstd="t" o:hr="t" fillcolor="#a0a0a0" stroked="f"/>
+          <v:rect id="_x0000_i1031" style="width:0;height:1.5pt" o:hralign="center" o:hrstd="t" o:hr="t" fillcolor="#a0a0a0" stroked="f"/>
         </w:pict>
       </w:r>
     </w:p>
@@ -1872,7 +1872,7 @@
     <w:p>
       <w:r>
         <w:pict w14:anchorId="2CB9C24F">
-          <v:rect id="_x0000_i1111" style="width:0;height:1.5pt" o:hralign="center" o:hrstd="t" o:hr="t" fillcolor="#a0a0a0" stroked="f"/>
+          <v:rect id="_x0000_i1032" style="width:0;height:1.5pt" o:hralign="center" o:hrstd="t" o:hr="t" fillcolor="#a0a0a0" stroked="f"/>
         </w:pict>
       </w:r>
     </w:p>
@@ -1979,7 +1979,7 @@
     <w:p>
       <w:r>
         <w:pict w14:anchorId="6D600E70">
-          <v:rect id="_x0000_i1112" style="width:0;height:1.5pt" o:hralign="center" o:hrstd="t" o:hr="t" fillcolor="#a0a0a0" stroked="f"/>
+          <v:rect id="_x0000_i1033" style="width:0;height:1.5pt" o:hralign="center" o:hrstd="t" o:hr="t" fillcolor="#a0a0a0" stroked="f"/>
         </w:pict>
       </w:r>
     </w:p>
@@ -2142,7 +2142,7 @@
     <w:p>
       <w:r>
         <w:pict w14:anchorId="1916D24E">
-          <v:rect id="_x0000_i1113" style="width:0;height:1.5pt" o:hralign="center" o:hrstd="t" o:hr="t" fillcolor="#a0a0a0" stroked="f"/>
+          <v:rect id="_x0000_i1034" style="width:0;height:1.5pt" o:hralign="center" o:hrstd="t" o:hr="t" fillcolor="#a0a0a0" stroked="f"/>
         </w:pict>
       </w:r>
     </w:p>
@@ -2235,7 +2235,7 @@
     <w:p>
       <w:r>
         <w:pict w14:anchorId="1B8EB84E">
-          <v:rect id="_x0000_i1527" style="width:0;height:1.5pt" o:hralign="center" o:hrstd="t" o:hr="t" fillcolor="#a0a0a0" stroked="f"/>
+          <v:rect id="_x0000_i1035" style="width:0;height:1.5pt" o:hralign="center" o:hrstd="t" o:hr="t" fillcolor="#a0a0a0" stroked="f"/>
         </w:pict>
       </w:r>
     </w:p>
@@ -2487,7 +2487,7 @@
     <w:p>
       <w:r>
         <w:pict w14:anchorId="2B05F515">
-          <v:rect id="_x0000_i1528" style="width:0;height:1.5pt" o:hralign="center" o:hrstd="t" o:hr="t" fillcolor="#a0a0a0" stroked="f"/>
+          <v:rect id="_x0000_i1036" style="width:0;height:1.5pt" o:hralign="center" o:hrstd="t" o:hr="t" fillcolor="#a0a0a0" stroked="f"/>
         </w:pict>
       </w:r>
     </w:p>
@@ -2689,7 +2689,7 @@
     <w:p>
       <w:r>
         <w:pict w14:anchorId="1E97F6CE">
-          <v:rect id="_x0000_i1529" style="width:0;height:1.5pt" o:hralign="center" o:hrstd="t" o:hr="t" fillcolor="#a0a0a0" stroked="f"/>
+          <v:rect id="_x0000_i1037" style="width:0;height:1.5pt" o:hralign="center" o:hrstd="t" o:hr="t" fillcolor="#a0a0a0" stroked="f"/>
         </w:pict>
       </w:r>
     </w:p>
@@ -2772,12 +2772,15 @@
       <w:r>
         <w:lastRenderedPageBreak/>
         <w:pict w14:anchorId="46E3FDF3">
-          <v:rect id="_x0000_i1577" style="width:0;height:1.5pt" o:hralign="center" o:hrstd="t" o:hr="t" fillcolor="#a0a0a0" stroked="f"/>
+          <v:rect id="_x0000_i1038" style="width:0;height:1.5pt" o:hralign="center" o:hrstd="t" o:hr="t" fillcolor="#a0a0a0" stroked="f"/>
         </w:pict>
       </w:r>
       <w:r>
+        <w:rPr>
+          <w:noProof/>
+        </w:rPr>
         <w:drawing>
-          <wp:anchor distT="0" distB="0" distL="114300" distR="114300" simplePos="0" relativeHeight="251658240" behindDoc="0" locked="0" layoutInCell="1" allowOverlap="1" wp14:anchorId="33922733" wp14:editId="636DF23F">
+          <wp:anchor distT="0" distB="0" distL="114300" distR="114300" simplePos="0" relativeHeight="251658240" behindDoc="0" locked="0" layoutInCell="1" allowOverlap="1" wp14:anchorId="33922733" wp14:editId="50A91C77">
             <wp:simplePos x="914400" y="914400"/>
             <wp:positionH relativeFrom="margin">
               <wp:align>center</wp:align>
@@ -2842,6 +2845,9 @@
     </w:p>
     <w:p>
       <w:r>
+        <w:rPr>
+          <w:noProof/>
+        </w:rPr>
         <w:drawing>
           <wp:inline distT="0" distB="0" distL="0" distR="0" wp14:anchorId="08F693CA" wp14:editId="683C796A">
             <wp:extent cx="5731510" cy="4646141"/>
@@ -2894,6 +2900,9 @@
     </w:p>
     <w:p>
       <w:r>
+        <w:rPr>
+          <w:noProof/>
+        </w:rPr>
         <w:lastRenderedPageBreak/>
         <w:drawing>
           <wp:inline distT="0" distB="0" distL="0" distR="0" wp14:anchorId="76907210" wp14:editId="21995A22">
@@ -2948,7 +2957,7 @@
     <w:p>
       <w:r>
         <w:pict w14:anchorId="1E74CD2B">
-          <v:rect id="_x0000_i1565" style="width:0;height:1.5pt" o:hralign="center" o:hrstd="t" o:hr="t" fillcolor="#a0a0a0" stroked="f"/>
+          <v:rect id="_x0000_i1039" style="width:0;height:1.5pt" o:hralign="center" o:hrstd="t" o:hr="t" fillcolor="#a0a0a0" stroked="f"/>
         </w:pict>
       </w:r>
     </w:p>
@@ -3010,7 +3019,7 @@
     <w:p>
       <w:r>
         <w:pict w14:anchorId="01EFC01E">
-          <v:rect id="_x0000_i1554" style="width:0;height:1.5pt" o:hralign="center" o:hrstd="t" o:hr="t" fillcolor="#a0a0a0" stroked="f"/>
+          <v:rect id="_x0000_i1040" style="width:0;height:1.5pt" o:hralign="center" o:hrstd="t" o:hr="t" fillcolor="#a0a0a0" stroked="f"/>
         </w:pict>
       </w:r>
     </w:p>
@@ -3067,7 +3076,7 @@
     <w:p>
       <w:r>
         <w:pict w14:anchorId="65A9FC0A">
-          <v:rect id="_x0000_i1229" style="width:0;height:1.5pt" o:hralign="center" o:hrstd="t" o:hr="t" fillcolor="#a0a0a0" stroked="f"/>
+          <v:rect id="_x0000_i1041" style="width:0;height:1.5pt" o:hralign="center" o:hrstd="t" o:hr="t" fillcolor="#a0a0a0" stroked="f"/>
         </w:pict>
       </w:r>
     </w:p>
@@ -3109,7 +3118,7 @@
     <w:p>
       <w:r>
         <w:pict w14:anchorId="4536EDDE">
-          <v:rect id="_x0000_i1230" style="width:0;height:1.5pt" o:hralign="center" o:hrstd="t" o:hr="t" fillcolor="#a0a0a0" stroked="f"/>
+          <v:rect id="_x0000_i1042" style="width:0;height:1.5pt" o:hralign="center" o:hrstd="t" o:hr="t" fillcolor="#a0a0a0" stroked="f"/>
         </w:pict>
       </w:r>
     </w:p>
@@ -3151,7 +3160,7 @@
     <w:p>
       <w:r>
         <w:pict w14:anchorId="67502D25">
-          <v:rect id="_x0000_i1231" style="width:0;height:1.5pt" o:hralign="center" o:hrstd="t" o:hr="t" fillcolor="#a0a0a0" stroked="f"/>
+          <v:rect id="_x0000_i1043" style="width:0;height:1.5pt" o:hralign="center" o:hrstd="t" o:hr="t" fillcolor="#a0a0a0" stroked="f"/>
         </w:pict>
       </w:r>
     </w:p>
@@ -3189,7 +3198,7 @@
       <w:r>
         <w:lastRenderedPageBreak/>
         <w:pict w14:anchorId="09E0D9EF">
-          <v:rect id="_x0000_i1232" style="width:0;height:1.5pt" o:hralign="center" o:hrstd="t" o:hr="t" fillcolor="#a0a0a0" stroked="f"/>
+          <v:rect id="_x0000_i1044" style="width:0;height:1.5pt" o:hralign="center" o:hrstd="t" o:hr="t" fillcolor="#a0a0a0" stroked="f"/>
         </w:pict>
       </w:r>
     </w:p>
@@ -3249,7 +3258,7 @@
     <w:p>
       <w:r>
         <w:pict w14:anchorId="1215521C">
-          <v:rect id="_x0000_i1233" style="width:0;height:1.5pt" o:hralign="center" o:hrstd="t" o:hr="t" fillcolor="#a0a0a0" stroked="f"/>
+          <v:rect id="_x0000_i1045" style="width:0;height:1.5pt" o:hralign="center" o:hrstd="t" o:hr="t" fillcolor="#a0a0a0" stroked="f"/>
         </w:pict>
       </w:r>
     </w:p>
@@ -3451,7 +3460,7 @@
     <w:p>
       <w:r>
         <w:pict w14:anchorId="56FBBD0F">
-          <v:rect id="_x0000_i1234" style="width:0;height:1.5pt" o:hralign="center" o:hrstd="t" o:hr="t" fillcolor="#a0a0a0" stroked="f"/>
+          <v:rect id="_x0000_i1046" style="width:0;height:1.5pt" o:hralign="center" o:hrstd="t" o:hr="t" fillcolor="#a0a0a0" stroked="f"/>
         </w:pict>
       </w:r>
     </w:p>
@@ -3533,7 +3542,7 @@
     <w:p>
       <w:r>
         <w:pict w14:anchorId="1290CDD5">
-          <v:rect id="_x0000_i1235" style="width:0;height:1.5pt" o:hralign="center" o:hrstd="t" o:hr="t" fillcolor="#a0a0a0" stroked="f"/>
+          <v:rect id="_x0000_i1047" style="width:0;height:1.5pt" o:hralign="center" o:hrstd="t" o:hr="t" fillcolor="#a0a0a0" stroked="f"/>
         </w:pict>
       </w:r>
     </w:p>
@@ -3735,7 +3744,7 @@
     <w:p>
       <w:r>
         <w:pict w14:anchorId="58350EA3">
-          <v:rect id="_x0000_i1236" style="width:0;height:1.5pt" o:hralign="center" o:hrstd="t" o:hr="t" fillcolor="#a0a0a0" stroked="f"/>
+          <v:rect id="_x0000_i1048" style="width:0;height:1.5pt" o:hralign="center" o:hrstd="t" o:hr="t" fillcolor="#a0a0a0" stroked="f"/>
         </w:pict>
       </w:r>
     </w:p>
@@ -3906,7 +3915,7 @@
     <w:p>
       <w:r>
         <w:pict w14:anchorId="067F6E24">
-          <v:rect id="_x0000_i1237" style="width:0;height:1.5pt" o:hralign="center" o:hrstd="t" o:hr="t" fillcolor="#a0a0a0" stroked="f"/>
+          <v:rect id="_x0000_i1049" style="width:0;height:1.5pt" o:hralign="center" o:hrstd="t" o:hr="t" fillcolor="#a0a0a0" stroked="f"/>
         </w:pict>
       </w:r>
     </w:p>
@@ -4091,7 +4100,7 @@
     <w:p>
       <w:r>
         <w:pict w14:anchorId="1B2196A8">
-          <v:rect id="_x0000_i1267" style="width:0;height:1.5pt" o:hralign="center" o:hrstd="t" o:hr="t" fillcolor="#a0a0a0" stroked="f"/>
+          <v:rect id="_x0000_i1050" style="width:0;height:1.5pt" o:hralign="center" o:hrstd="t" o:hr="t" fillcolor="#a0a0a0" stroked="f"/>
         </w:pict>
       </w:r>
     </w:p>
@@ -4226,7 +4235,7 @@
     <w:p>
       <w:r>
         <w:pict w14:anchorId="729D634D">
-          <v:rect id="_x0000_i1268" style="width:0;height:1.5pt" o:hralign="center" o:hrstd="t" o:hr="t" fillcolor="#a0a0a0" stroked="f"/>
+          <v:rect id="_x0000_i1051" style="width:0;height:1.5pt" o:hralign="center" o:hrstd="t" o:hr="t" fillcolor="#a0a0a0" stroked="f"/>
         </w:pict>
       </w:r>
     </w:p>
@@ -4487,7 +4496,7 @@
     <w:p>
       <w:r>
         <w:pict w14:anchorId="32E98D8B">
-          <v:rect id="_x0000_i1358" style="width:0;height:1.5pt" o:hralign="center" o:hrstd="t" o:hr="t" fillcolor="#a0a0a0" stroked="f"/>
+          <v:rect id="_x0000_i1052" style="width:0;height:1.5pt" o:hralign="center" o:hrstd="t" o:hr="t" fillcolor="#a0a0a0" stroked="f"/>
         </w:pict>
       </w:r>
     </w:p>
@@ -4635,7 +4644,7 @@
     <w:p>
       <w:r>
         <w:pict w14:anchorId="44E7E28A">
-          <v:rect id="_x0000_i1359" style="width:0;height:1.5pt" o:hralign="center" o:hrstd="t" o:hr="t" fillcolor="#a0a0a0" stroked="f"/>
+          <v:rect id="_x0000_i1053" style="width:0;height:1.5pt" o:hralign="center" o:hrstd="t" o:hr="t" fillcolor="#a0a0a0" stroked="f"/>
         </w:pict>
       </w:r>
     </w:p>
@@ -4691,6 +4700,9 @@
     </w:p>
     <w:p>
       <w:r>
+        <w:rPr>
+          <w:noProof/>
+        </w:rPr>
         <w:drawing>
           <wp:inline distT="0" distB="0" distL="0" distR="0" wp14:anchorId="0EEAA832" wp14:editId="2A004685">
             <wp:extent cx="5731510" cy="5226050"/>
@@ -4743,9 +4755,12 @@
     </w:p>
     <w:p>
       <w:r>
+        <w:rPr>
+          <w:noProof/>
+        </w:rPr>
         <w:lastRenderedPageBreak/>
         <w:drawing>
-          <wp:inline distT="0" distB="0" distL="0" distR="0" wp14:anchorId="5B433465" wp14:editId="4FC3A58C">
+          <wp:inline distT="0" distB="0" distL="0" distR="0" wp14:anchorId="5B433465" wp14:editId="7125C2A5">
             <wp:extent cx="5731510" cy="1718310"/>
             <wp:effectExtent l="0" t="0" r="2540" b="0"/>
             <wp:docPr id="833053600" name="Picture 11"/>
@@ -4796,8 +4811,11 @@
     </w:p>
     <w:p>
       <w:r>
+        <w:rPr>
+          <w:noProof/>
+        </w:rPr>
         <w:drawing>
-          <wp:inline distT="0" distB="0" distL="0" distR="0" wp14:anchorId="3C3DE34E" wp14:editId="633051EC">
+          <wp:inline distT="0" distB="0" distL="0" distR="0" wp14:anchorId="3C3DE34E" wp14:editId="32D6AFDF">
             <wp:extent cx="5731510" cy="2056765"/>
             <wp:effectExtent l="0" t="0" r="2540" b="635"/>
             <wp:docPr id="1704417269" name="Picture 10"/>
@@ -5111,7 +5129,7 @@
     <w:p>
       <w:r>
         <w:pict w14:anchorId="6ED38D9B">
-          <v:rect id="_x0000_i1364" style="width:0;height:1.5pt" o:hralign="center" o:hrstd="t" o:hr="t" fillcolor="#a0a0a0" stroked="f"/>
+          <v:rect id="_x0000_i1054" style="width:0;height:1.5pt" o:hralign="center" o:hrstd="t" o:hr="t" fillcolor="#a0a0a0" stroked="f"/>
         </w:pict>
       </w:r>
     </w:p>
@@ -5158,7 +5176,7 @@
     <w:p>
       <w:r>
         <w:pict w14:anchorId="44EC75C2">
-          <v:rect id="_x0000_i1365" style="width:0;height:1.5pt" o:hralign="center" o:hrstd="t" o:hr="t" fillcolor="#a0a0a0" stroked="f"/>
+          <v:rect id="_x0000_i1055" style="width:0;height:1.5pt" o:hralign="center" o:hrstd="t" o:hr="t" fillcolor="#a0a0a0" stroked="f"/>
         </w:pict>
       </w:r>
     </w:p>
@@ -5195,7 +5213,7 @@
     <w:p>
       <w:r>
         <w:pict w14:anchorId="3E6E7675">
-          <v:rect id="_x0000_i1366" style="width:0;height:1.5pt" o:hralign="center" o:hrstd="t" o:hr="t" fillcolor="#a0a0a0" stroked="f"/>
+          <v:rect id="_x0000_i1056" style="width:0;height:1.5pt" o:hralign="center" o:hrstd="t" o:hr="t" fillcolor="#a0a0a0" stroked="f"/>
         </w:pict>
       </w:r>
     </w:p>
@@ -5233,7 +5251,7 @@
     <w:p>
       <w:r>
         <w:pict w14:anchorId="2EC33E52">
-          <v:rect id="_x0000_i1367" style="width:0;height:1.5pt" o:hralign="center" o:hrstd="t" o:hr="t" fillcolor="#a0a0a0" stroked="f"/>
+          <v:rect id="_x0000_i1057" style="width:0;height:1.5pt" o:hralign="center" o:hrstd="t" o:hr="t" fillcolor="#a0a0a0" stroked="f"/>
         </w:pict>
       </w:r>
     </w:p>
@@ -5270,7 +5288,7 @@
     <w:p>
       <w:r>
         <w:pict w14:anchorId="133AA523">
-          <v:rect id="_x0000_i1368" style="width:0;height:1.5pt" o:hralign="center" o:hrstd="t" o:hr="t" fillcolor="#a0a0a0" stroked="f"/>
+          <v:rect id="_x0000_i1058" style="width:0;height:1.5pt" o:hralign="center" o:hrstd="t" o:hr="t" fillcolor="#a0a0a0" stroked="f"/>
         </w:pict>
       </w:r>
     </w:p>
@@ -5307,7 +5325,7 @@
     <w:p>
       <w:r>
         <w:pict w14:anchorId="4BDDDEEB">
-          <v:rect id="_x0000_i1369" style="width:0;height:1.5pt" o:hralign="center" o:hrstd="t" o:hr="t" fillcolor="#a0a0a0" stroked="f"/>
+          <v:rect id="_x0000_i1059" style="width:0;height:1.5pt" o:hralign="center" o:hrstd="t" o:hr="t" fillcolor="#a0a0a0" stroked="f"/>
         </w:pict>
       </w:r>
     </w:p>
@@ -5389,7 +5407,7 @@
     <w:p>
       <w:r>
         <w:pict w14:anchorId="19BDC7D9">
-          <v:rect id="_x0000_i1370" style="width:0;height:1.5pt" o:hralign="center" o:hrstd="t" o:hr="t" fillcolor="#a0a0a0" stroked="f"/>
+          <v:rect id="_x0000_i1060" style="width:0;height:1.5pt" o:hralign="center" o:hrstd="t" o:hr="t" fillcolor="#a0a0a0" stroked="f"/>
         </w:pict>
       </w:r>
     </w:p>
@@ -5591,7 +5609,7 @@
     <w:p>
       <w:r>
         <w:pict w14:anchorId="20A88795">
-          <v:rect id="_x0000_i1371" style="width:0;height:1.5pt" o:hralign="center" o:hrstd="t" o:hr="t" fillcolor="#a0a0a0" stroked="f"/>
+          <v:rect id="_x0000_i1061" style="width:0;height:1.5pt" o:hralign="center" o:hrstd="t" o:hr="t" fillcolor="#a0a0a0" stroked="f"/>
         </w:pict>
       </w:r>
     </w:p>
@@ -5849,7 +5867,7 @@
     <w:p>
       <w:r>
         <w:pict w14:anchorId="790CF48D">
-          <v:rect id="_x0000_i1665" style="width:0;height:1.5pt" o:hralign="center" o:hrstd="t" o:hr="t" fillcolor="#a0a0a0" stroked="f"/>
+          <v:rect id="_x0000_i1062" style="width:0;height:1.5pt" o:hralign="center" o:hrstd="t" o:hr="t" fillcolor="#a0a0a0" stroked="f"/>
         </w:pict>
       </w:r>
     </w:p>
@@ -6017,7 +6035,7 @@
     <w:p>
       <w:r>
         <w:pict w14:anchorId="010EBD1D">
-          <v:rect id="_x0000_i1666" style="width:0;height:1.5pt" o:hralign="center" o:hrstd="t" o:hr="t" fillcolor="#a0a0a0" stroked="f"/>
+          <v:rect id="_x0000_i1063" style="width:0;height:1.5pt" o:hralign="center" o:hrstd="t" o:hr="t" fillcolor="#a0a0a0" stroked="f"/>
         </w:pict>
       </w:r>
     </w:p>
@@ -6063,6 +6081,9 @@
     </w:p>
     <w:p>
       <w:r>
+        <w:rPr>
+          <w:noProof/>
+        </w:rPr>
         <w:drawing>
           <wp:inline distT="0" distB="0" distL="0" distR="0" wp14:anchorId="2D79A6A0" wp14:editId="72534DD9">
             <wp:extent cx="5456464" cy="3222171"/>
@@ -6116,6 +6137,9 @@
     <w:p/>
     <w:p>
       <w:r>
+        <w:rPr>
+          <w:noProof/>
+        </w:rPr>
         <w:lastRenderedPageBreak/>
         <w:drawing>
           <wp:inline distT="0" distB="0" distL="0" distR="0" wp14:anchorId="4C7483B9" wp14:editId="4FCC6C74">
@@ -6170,7 +6194,7 @@
     <w:p>
       <w:r>
         <w:pict w14:anchorId="2CEE31E1">
-          <v:rect id="_x0000_i1670" style="width:0;height:1.5pt" o:hralign="center" o:hrstd="t" o:hr="t" fillcolor="#a0a0a0" stroked="f"/>
+          <v:rect id="_x0000_i1064" style="width:0;height:1.5pt" o:hralign="center" o:hrstd="t" o:hr="t" fillcolor="#a0a0a0" stroked="f"/>
         </w:pict>
       </w:r>
     </w:p>
@@ -6439,7 +6463,7 @@
     <w:p>
       <w:r>
         <w:pict w14:anchorId="48FC427B">
-          <v:rect id="_x0000_i1671" style="width:0;height:1.5pt" o:hralign="center" o:hrstd="t" o:hr="t" fillcolor="#a0a0a0" stroked="f"/>
+          <v:rect id="_x0000_i1065" style="width:0;height:1.5pt" o:hralign="center" o:hrstd="t" o:hr="t" fillcolor="#a0a0a0" stroked="f"/>
         </w:pict>
       </w:r>
     </w:p>
@@ -6491,7 +6515,7 @@
     <w:p>
       <w:r>
         <w:pict w14:anchorId="108F35F0">
-          <v:rect id="_x0000_i1672" style="width:0;height:1.5pt" o:hralign="center" o:hrstd="t" o:hr="t" fillcolor="#a0a0a0" stroked="f"/>
+          <v:rect id="_x0000_i1066" style="width:0;height:1.5pt" o:hralign="center" o:hrstd="t" o:hr="t" fillcolor="#a0a0a0" stroked="f"/>
         </w:pict>
       </w:r>
     </w:p>
@@ -6528,7 +6552,7 @@
     <w:p>
       <w:r>
         <w:pict w14:anchorId="6114F614">
-          <v:rect id="_x0000_i1673" style="width:0;height:1.5pt" o:hralign="center" o:hrstd="t" o:hr="t" fillcolor="#a0a0a0" stroked="f"/>
+          <v:rect id="_x0000_i1067" style="width:0;height:1.5pt" o:hralign="center" o:hrstd="t" o:hr="t" fillcolor="#a0a0a0" stroked="f"/>
         </w:pict>
       </w:r>
     </w:p>
@@ -6565,7 +6589,7 @@
     <w:p>
       <w:r>
         <w:pict w14:anchorId="7C313873">
-          <v:rect id="_x0000_i1674" style="width:0;height:1.5pt" o:hralign="center" o:hrstd="t" o:hr="t" fillcolor="#a0a0a0" stroked="f"/>
+          <v:rect id="_x0000_i1068" style="width:0;height:1.5pt" o:hralign="center" o:hrstd="t" o:hr="t" fillcolor="#a0a0a0" stroked="f"/>
         </w:pict>
       </w:r>
     </w:p>
@@ -6603,7 +6627,7 @@
     <w:p>
       <w:r>
         <w:pict w14:anchorId="074F9628">
-          <v:rect id="_x0000_i1675" style="width:0;height:1.5pt" o:hralign="center" o:hrstd="t" o:hr="t" fillcolor="#a0a0a0" stroked="f"/>
+          <v:rect id="_x0000_i1069" style="width:0;height:1.5pt" o:hralign="center" o:hrstd="t" o:hr="t" fillcolor="#a0a0a0" stroked="f"/>
         </w:pict>
       </w:r>
     </w:p>
@@ -6640,7 +6664,7 @@
     <w:p>
       <w:r>
         <w:pict w14:anchorId="1340321C">
-          <v:rect id="_x0000_i1676" style="width:0;height:1.5pt" o:hralign="center" o:hrstd="t" o:hr="t" fillcolor="#a0a0a0" stroked="f"/>
+          <v:rect id="_x0000_i1070" style="width:0;height:1.5pt" o:hralign="center" o:hrstd="t" o:hr="t" fillcolor="#a0a0a0" stroked="f"/>
         </w:pict>
       </w:r>
     </w:p>
@@ -6842,7 +6866,7 @@
     <w:p>
       <w:r>
         <w:pict w14:anchorId="20CF0AC8">
-          <v:rect id="_x0000_i1677" style="width:0;height:1.5pt" o:hralign="center" o:hrstd="t" o:hr="t" fillcolor="#a0a0a0" stroked="f"/>
+          <v:rect id="_x0000_i1071" style="width:0;height:1.5pt" o:hralign="center" o:hrstd="t" o:hr="t" fillcolor="#a0a0a0" stroked="f"/>
         </w:pict>
       </w:r>
     </w:p>
@@ -6913,7 +6937,7 @@
     <w:p>
       <w:r>
         <w:pict w14:anchorId="41DD4D62">
-          <v:rect id="_x0000_i1678" style="width:0;height:1.5pt" o:hralign="center" o:hrstd="t" o:hr="t" fillcolor="#a0a0a0" stroked="f"/>
+          <v:rect id="_x0000_i1072" style="width:0;height:1.5pt" o:hralign="center" o:hrstd="t" o:hr="t" fillcolor="#a0a0a0" stroked="f"/>
         </w:pict>
       </w:r>
     </w:p>
@@ -7115,7 +7139,7 @@
     <w:p>
       <w:r>
         <w:pict w14:anchorId="61EE8151">
-          <v:rect id="_x0000_i1679" style="width:0;height:1.5pt" o:hralign="center" o:hrstd="t" o:hr="t" fillcolor="#a0a0a0" stroked="f"/>
+          <v:rect id="_x0000_i1073" style="width:0;height:1.5pt" o:hralign="center" o:hrstd="t" o:hr="t" fillcolor="#a0a0a0" stroked="f"/>
         </w:pict>
       </w:r>
     </w:p>
@@ -7405,7 +7429,7 @@
     <w:p>
       <w:r>
         <w:pict w14:anchorId="0E83F2B5">
-          <v:rect id="_x0000_i1707" style="width:0;height:1.5pt" o:hralign="center" o:hrstd="t" o:hr="t" fillcolor="#a0a0a0" stroked="f"/>
+          <v:rect id="_x0000_i1074" style="width:0;height:1.5pt" o:hralign="center" o:hrstd="t" o:hr="t" fillcolor="#a0a0a0" stroked="f"/>
         </w:pict>
       </w:r>
     </w:p>
@@ -7540,7 +7564,7 @@
     <w:p>
       <w:r>
         <w:pict w14:anchorId="7702CD56">
-          <v:rect id="_x0000_i1708" style="width:0;height:1.5pt" o:hralign="center" o:hrstd="t" o:hr="t" fillcolor="#a0a0a0" stroked="f"/>
+          <v:rect id="_x0000_i1075" style="width:0;height:1.5pt" o:hralign="center" o:hrstd="t" o:hr="t" fillcolor="#a0a0a0" stroked="f"/>
         </w:pict>
       </w:r>
     </w:p>
@@ -7750,7 +7774,7 @@
     <w:p>
       <w:r>
         <w:pict w14:anchorId="58550505">
-          <v:rect id="_x0000_i1777" style="width:0;height:1.5pt" o:hralign="center" o:hrstd="t" o:hr="t" fillcolor="#a0a0a0" stroked="f"/>
+          <v:rect id="_x0000_i1076" style="width:0;height:1.5pt" o:hralign="center" o:hrstd="t" o:hr="t" fillcolor="#a0a0a0" stroked="f"/>
         </w:pict>
       </w:r>
     </w:p>
@@ -7873,7 +7897,7 @@
     <w:p>
       <w:r>
         <w:pict w14:anchorId="50AE7538">
-          <v:rect id="_x0000_i1778" style="width:0;height:1.5pt" o:hralign="center" o:hrstd="t" o:hr="t" fillcolor="#a0a0a0" stroked="f"/>
+          <v:rect id="_x0000_i1077" style="width:0;height:1.5pt" o:hralign="center" o:hrstd="t" o:hr="t" fillcolor="#a0a0a0" stroked="f"/>
         </w:pict>
       </w:r>
     </w:p>
@@ -7925,7 +7949,7 @@
     <w:p>
       <w:r>
         <w:pict w14:anchorId="4FD3CE78">
-          <v:rect id="_x0000_i1779" style="width:0;height:1.5pt" o:hralign="center" o:hrstd="t" o:hr="t" fillcolor="#a0a0a0" stroked="f"/>
+          <v:rect id="_x0000_i1078" style="width:0;height:1.5pt" o:hralign="center" o:hrstd="t" o:hr="t" fillcolor="#a0a0a0" stroked="f"/>
         </w:pict>
       </w:r>
     </w:p>
@@ -8132,7 +8156,7 @@
     <w:p>
       <w:r>
         <w:pict w14:anchorId="0BA4A55E">
-          <v:rect id="_x0000_i1780" style="width:0;height:1.5pt" o:hralign="center" o:hrstd="t" o:hr="t" fillcolor="#a0a0a0" stroked="f"/>
+          <v:rect id="_x0000_i1079" style="width:0;height:1.5pt" o:hralign="center" o:hrstd="t" o:hr="t" fillcolor="#a0a0a0" stroked="f"/>
         </w:pict>
       </w:r>
     </w:p>
@@ -8184,7 +8208,7 @@
     <w:p>
       <w:r>
         <w:pict w14:anchorId="4668BD79">
-          <v:rect id="_x0000_i1781" style="width:0;height:1.5pt" o:hralign="center" o:hrstd="t" o:hr="t" fillcolor="#a0a0a0" stroked="f"/>
+          <v:rect id="_x0000_i1080" style="width:0;height:1.5pt" o:hralign="center" o:hrstd="t" o:hr="t" fillcolor="#a0a0a0" stroked="f"/>
         </w:pict>
       </w:r>
     </w:p>
@@ -8221,7 +8245,7 @@
     <w:p>
       <w:r>
         <w:pict w14:anchorId="3B3998E2">
-          <v:rect id="_x0000_i1782" style="width:0;height:1.5pt" o:hralign="center" o:hrstd="t" o:hr="t" fillcolor="#a0a0a0" stroked="f"/>
+          <v:rect id="_x0000_i1081" style="width:0;height:1.5pt" o:hralign="center" o:hrstd="t" o:hr="t" fillcolor="#a0a0a0" stroked="f"/>
         </w:pict>
       </w:r>
     </w:p>
@@ -8258,7 +8282,7 @@
     <w:p>
       <w:r>
         <w:pict w14:anchorId="2BAAEC58">
-          <v:rect id="_x0000_i1783" style="width:0;height:1.5pt" o:hralign="center" o:hrstd="t" o:hr="t" fillcolor="#a0a0a0" stroked="f"/>
+          <v:rect id="_x0000_i1082" style="width:0;height:1.5pt" o:hralign="center" o:hrstd="t" o:hr="t" fillcolor="#a0a0a0" stroked="f"/>
         </w:pict>
       </w:r>
     </w:p>
@@ -8295,7 +8319,7 @@
     <w:p>
       <w:r>
         <w:pict w14:anchorId="5739C86E">
-          <v:rect id="_x0000_i1784" style="width:0;height:1.5pt" o:hralign="center" o:hrstd="t" o:hr="t" fillcolor="#a0a0a0" stroked="f"/>
+          <v:rect id="_x0000_i1083" style="width:0;height:1.5pt" o:hralign="center" o:hrstd="t" o:hr="t" fillcolor="#a0a0a0" stroked="f"/>
         </w:pict>
       </w:r>
     </w:p>
@@ -8356,7 +8380,7 @@
     <w:p>
       <w:r>
         <w:pict w14:anchorId="5ECB0358">
-          <v:rect id="_x0000_i1785" style="width:0;height:1.5pt" o:hralign="center" o:hrstd="t" o:hr="t" fillcolor="#a0a0a0" stroked="f"/>
+          <v:rect id="_x0000_i1084" style="width:0;height:1.5pt" o:hralign="center" o:hrstd="t" o:hr="t" fillcolor="#a0a0a0" stroked="f"/>
         </w:pict>
       </w:r>
     </w:p>
@@ -8558,7 +8582,7 @@
     <w:p>
       <w:r>
         <w:pict w14:anchorId="2D4C2993">
-          <v:rect id="_x0000_i1786" style="width:0;height:1.5pt" o:hralign="center" o:hrstd="t" o:hr="t" fillcolor="#a0a0a0" stroked="f"/>
+          <v:rect id="_x0000_i1085" style="width:0;height:1.5pt" o:hralign="center" o:hrstd="t" o:hr="t" fillcolor="#a0a0a0" stroked="f"/>
         </w:pict>
       </w:r>
     </w:p>
@@ -8728,7 +8752,7 @@
     <w:p>
       <w:r>
         <w:pict w14:anchorId="5DE3C7BD">
-          <v:rect id="_x0000_i1787" style="width:0;height:1.5pt" o:hralign="center" o:hrstd="t" o:hr="t" fillcolor="#a0a0a0" stroked="f"/>
+          <v:rect id="_x0000_i1086" style="width:0;height:1.5pt" o:hralign="center" o:hrstd="t" o:hr="t" fillcolor="#a0a0a0" stroked="f"/>
         </w:pict>
       </w:r>
     </w:p>
@@ -8991,7 +9015,7 @@
     <w:p>
       <w:r>
         <w:pict w14:anchorId="3927A319">
-          <v:rect id="_x0000_i1835" style="width:0;height:1.5pt" o:hralign="center" o:hrstd="t" o:hr="t" fillcolor="#a0a0a0" stroked="f"/>
+          <v:rect id="_x0000_i1087" style="width:0;height:1.5pt" o:hralign="center" o:hrstd="t" o:hr="t" fillcolor="#a0a0a0" stroked="f"/>
         </w:pict>
       </w:r>
     </w:p>
@@ -9126,7 +9150,7 @@
     <w:p>
       <w:r>
         <w:pict w14:anchorId="40A8C86E">
-          <v:rect id="_x0000_i1836" style="width:0;height:1.5pt" o:hralign="center" o:hrstd="t" o:hr="t" fillcolor="#a0a0a0" stroked="f"/>
+          <v:rect id="_x0000_i1088" style="width:0;height:1.5pt" o:hralign="center" o:hrstd="t" o:hr="t" fillcolor="#a0a0a0" stroked="f"/>
         </w:pict>
       </w:r>
     </w:p>
@@ -9229,7 +9253,7 @@
     <w:p>
       <w:r>
         <w:pict w14:anchorId="261DEF57">
-          <v:rect id="_x0000_i1837" style="width:0;height:1.5pt" o:hralign="center" o:hrstd="t" o:hr="t" fillcolor="#a0a0a0" stroked="f"/>
+          <v:rect id="_x0000_i1089" style="width:0;height:1.5pt" o:hralign="center" o:hrstd="t" o:hr="t" fillcolor="#a0a0a0" stroked="f"/>
         </w:pict>
       </w:r>
     </w:p>
@@ -9502,7 +9526,7 @@
     <w:p>
       <w:r>
         <w:pict w14:anchorId="0FB6C2B7">
-          <v:rect id="_x0000_i1859" style="width:0;height:1.5pt" o:hralign="center" o:hrstd="t" o:hr="t" fillcolor="#a0a0a0" stroked="f"/>
+          <v:rect id="_x0000_i1090" style="width:0;height:1.5pt" o:hralign="center" o:hrstd="t" o:hr="t" fillcolor="#a0a0a0" stroked="f"/>
         </w:pict>
       </w:r>
     </w:p>
@@ -9555,7 +9579,7 @@
       <w:r>
         <w:lastRenderedPageBreak/>
         <w:pict w14:anchorId="7158AC89">
-          <v:rect id="_x0000_i1860" style="width:0;height:1.5pt" o:hralign="center" o:hrstd="t" o:hr="t" fillcolor="#a0a0a0" stroked="f"/>
+          <v:rect id="_x0000_i1091" style="width:0;height:1.5pt" o:hralign="center" o:hrstd="t" o:hr="t" fillcolor="#a0a0a0" stroked="f"/>
         </w:pict>
       </w:r>
     </w:p>
@@ -9630,7 +9654,7 @@
     <w:p>
       <w:r>
         <w:pict w14:anchorId="71DFFD9A">
-          <v:rect id="_x0000_i1861" style="width:0;height:1.5pt" o:hralign="center" o:hrstd="t" o:hr="t" fillcolor="#a0a0a0" stroked="f"/>
+          <v:rect id="_x0000_i1092" style="width:0;height:1.5pt" o:hralign="center" o:hrstd="t" o:hr="t" fillcolor="#a0a0a0" stroked="f"/>
         </w:pict>
       </w:r>
     </w:p>
@@ -9646,7 +9670,7 @@
           <w:noProof/>
         </w:rPr>
         <w:drawing>
-          <wp:anchor distT="0" distB="0" distL="114300" distR="114300" simplePos="0" relativeHeight="251659264" behindDoc="0" locked="0" layoutInCell="1" allowOverlap="1" wp14:anchorId="425BE35B" wp14:editId="7329EBAA">
+          <wp:anchor distT="0" distB="0" distL="114300" distR="114300" simplePos="0" relativeHeight="251659264" behindDoc="0" locked="0" layoutInCell="1" allowOverlap="1" wp14:anchorId="425BE35B" wp14:editId="5074FB3A">
             <wp:simplePos x="0" y="0"/>
             <wp:positionH relativeFrom="margin">
               <wp:align>left</wp:align>
@@ -10025,7 +10049,7 @@
     <w:p>
       <w:r>
         <w:pict w14:anchorId="6C7650B5">
-          <v:rect id="_x0000_i1960" style="width:0;height:1.5pt" o:hralign="center" o:hrstd="t" o:hr="t" fillcolor="#a0a0a0" stroked="f"/>
+          <v:rect id="_x0000_i1093" style="width:0;height:1.5pt" o:hralign="center" o:hrstd="t" o:hr="t" fillcolor="#a0a0a0" stroked="f"/>
         </w:pict>
       </w:r>
     </w:p>
@@ -10067,7 +10091,7 @@
     <w:p>
       <w:r>
         <w:pict w14:anchorId="12031D4E">
-          <v:rect id="_x0000_i1961" style="width:0;height:1.5pt" o:hralign="center" o:hrstd="t" o:hr="t" fillcolor="#a0a0a0" stroked="f"/>
+          <v:rect id="_x0000_i1094" style="width:0;height:1.5pt" o:hralign="center" o:hrstd="t" o:hr="t" fillcolor="#a0a0a0" stroked="f"/>
         </w:pict>
       </w:r>
     </w:p>
@@ -10104,7 +10128,7 @@
     <w:p>
       <w:r>
         <w:pict w14:anchorId="1C87E76B">
-          <v:rect id="_x0000_i1962" style="width:0;height:1.5pt" o:hralign="center" o:hrstd="t" o:hr="t" fillcolor="#a0a0a0" stroked="f"/>
+          <v:rect id="_x0000_i1095" style="width:0;height:1.5pt" o:hralign="center" o:hrstd="t" o:hr="t" fillcolor="#a0a0a0" stroked="f"/>
         </w:pict>
       </w:r>
     </w:p>
@@ -10141,7 +10165,7 @@
     <w:p>
       <w:r>
         <w:pict w14:anchorId="24C5C28C">
-          <v:rect id="_x0000_i1963" style="width:0;height:1.5pt" o:hralign="center" o:hrstd="t" o:hr="t" fillcolor="#a0a0a0" stroked="f"/>
+          <v:rect id="_x0000_i1096" style="width:0;height:1.5pt" o:hralign="center" o:hrstd="t" o:hr="t" fillcolor="#a0a0a0" stroked="f"/>
         </w:pict>
       </w:r>
     </w:p>
@@ -10178,7 +10202,7 @@
     <w:p>
       <w:r>
         <w:pict w14:anchorId="51C5440F">
-          <v:rect id="_x0000_i1964" style="width:0;height:1.5pt" o:hralign="center" o:hrstd="t" o:hr="t" fillcolor="#a0a0a0" stroked="f"/>
+          <v:rect id="_x0000_i1097" style="width:0;height:1.5pt" o:hralign="center" o:hrstd="t" o:hr="t" fillcolor="#a0a0a0" stroked="f"/>
         </w:pict>
       </w:r>
     </w:p>
@@ -10215,7 +10239,7 @@
     <w:p>
       <w:r>
         <w:pict w14:anchorId="17D0CD11">
-          <v:rect id="_x0000_i1965" style="width:0;height:1.5pt" o:hralign="center" o:hrstd="t" o:hr="t" fillcolor="#a0a0a0" stroked="f"/>
+          <v:rect id="_x0000_i1098" style="width:0;height:1.5pt" o:hralign="center" o:hrstd="t" o:hr="t" fillcolor="#a0a0a0" stroked="f"/>
         </w:pict>
       </w:r>
     </w:p>
@@ -10257,7 +10281,7 @@
     <w:p>
       <w:r>
         <w:pict w14:anchorId="4057C1F1">
-          <v:rect id="_x0000_i1966" style="width:0;height:1.5pt" o:hralign="center" o:hrstd="t" o:hr="t" fillcolor="#a0a0a0" stroked="f"/>
+          <v:rect id="_x0000_i1099" style="width:0;height:1.5pt" o:hralign="center" o:hrstd="t" o:hr="t" fillcolor="#a0a0a0" stroked="f"/>
         </w:pict>
       </w:r>
     </w:p>
@@ -10340,7 +10364,7 @@
     <w:p>
       <w:r>
         <w:pict w14:anchorId="01B8204F">
-          <v:rect id="_x0000_i1967" style="width:0;height:1.5pt" o:hralign="center" o:hrstd="t" o:hr="t" fillcolor="#a0a0a0" stroked="f"/>
+          <v:rect id="_x0000_i1100" style="width:0;height:1.5pt" o:hralign="center" o:hrstd="t" o:hr="t" fillcolor="#a0a0a0" stroked="f"/>
         </w:pict>
       </w:r>
     </w:p>
@@ -10571,7 +10595,7 @@
     <w:p>
       <w:r>
         <w:pict w14:anchorId="0FBC1D71">
-          <v:rect id="_x0000_i1968" style="width:0;height:1.5pt" o:hralign="center" o:hrstd="t" o:hr="t" fillcolor="#a0a0a0" stroked="f"/>
+          <v:rect id="_x0000_i1101" style="width:0;height:1.5pt" o:hralign="center" o:hrstd="t" o:hr="t" fillcolor="#a0a0a0" stroked="f"/>
         </w:pict>
       </w:r>
     </w:p>
@@ -10741,7 +10765,7 @@
     <w:p>
       <w:r>
         <w:pict w14:anchorId="3985A8CC">
-          <v:rect id="_x0000_i1970" style="width:0;height:1.5pt" o:hralign="center" o:hrstd="t" o:hr="t" fillcolor="#a0a0a0" stroked="f"/>
+          <v:rect id="_x0000_i1102" style="width:0;height:1.5pt" o:hralign="center" o:hrstd="t" o:hr="t" fillcolor="#a0a0a0" stroked="f"/>
         </w:pict>
       </w:r>
     </w:p>
@@ -10844,7 +10868,7 @@
     <w:p>
       <w:r>
         <w:pict w14:anchorId="19ACD025">
-          <v:rect id="_x0000_i1972" style="width:0;height:1.5pt" o:hralign="center" o:hrstd="t" o:hr="t" fillcolor="#a0a0a0" stroked="f"/>
+          <v:rect id="_x0000_i1103" style="width:0;height:1.5pt" o:hralign="center" o:hrstd="t" o:hr="t" fillcolor="#a0a0a0" stroked="f"/>
         </w:pict>
       </w:r>
     </w:p>
@@ -11035,7 +11059,7 @@
     <w:p>
       <w:r>
         <w:pict w14:anchorId="4A3FD15F">
-          <v:rect id="_x0000_i2006" style="width:0;height:1.5pt" o:hralign="center" o:hrstd="t" o:hr="t" fillcolor="#a0a0a0" stroked="f"/>
+          <v:rect id="_x0000_i1104" style="width:0;height:1.5pt" o:hralign="center" o:hrstd="t" o:hr="t" fillcolor="#a0a0a0" stroked="f"/>
         </w:pict>
       </w:r>
     </w:p>
@@ -11097,7 +11121,7 @@
     <w:p>
       <w:r>
         <w:pict w14:anchorId="0D4FF3B2">
-          <v:rect id="_x0000_i2007" style="width:0;height:1.5pt" o:hralign="center" o:hrstd="t" o:hr="t" fillcolor="#a0a0a0" stroked="f"/>
+          <v:rect id="_x0000_i1105" style="width:0;height:1.5pt" o:hralign="center" o:hrstd="t" o:hr="t" fillcolor="#a0a0a0" stroked="f"/>
         </w:pict>
       </w:r>
     </w:p>
@@ -11405,7 +11429,7 @@
     <w:p>
       <w:r>
         <w:pict w14:anchorId="2E568E66">
-          <v:rect id="_x0000_i2064" style="width:0;height:1.5pt" o:hralign="center" o:hrstd="t" o:hr="t" fillcolor="#a0a0a0" stroked="f"/>
+          <v:rect id="_x0000_i1106" style="width:0;height:1.5pt" o:hralign="center" o:hrstd="t" o:hr="t" fillcolor="#a0a0a0" stroked="f"/>
         </w:pict>
       </w:r>
     </w:p>
@@ -11457,7 +11481,7 @@
     <w:p>
       <w:r>
         <w:pict w14:anchorId="49A1B107">
-          <v:rect id="_x0000_i2065" style="width:0;height:1.5pt" o:hralign="center" o:hrstd="t" o:hr="t" fillcolor="#a0a0a0" stroked="f"/>
+          <v:rect id="_x0000_i1107" style="width:0;height:1.5pt" o:hralign="center" o:hrstd="t" o:hr="t" fillcolor="#a0a0a0" stroked="f"/>
         </w:pict>
       </w:r>
     </w:p>
@@ -11494,7 +11518,7 @@
     <w:p>
       <w:r>
         <w:pict w14:anchorId="5B112871">
-          <v:rect id="_x0000_i2066" style="width:0;height:1.5pt" o:hralign="center" o:hrstd="t" o:hr="t" fillcolor="#a0a0a0" stroked="f"/>
+          <v:rect id="_x0000_i1108" style="width:0;height:1.5pt" o:hralign="center" o:hrstd="t" o:hr="t" fillcolor="#a0a0a0" stroked="f"/>
         </w:pict>
       </w:r>
     </w:p>
@@ -11531,7 +11555,7 @@
     <w:p>
       <w:r>
         <w:pict w14:anchorId="3C495B28">
-          <v:rect id="_x0000_i2067" style="width:0;height:1.5pt" o:hralign="center" o:hrstd="t" o:hr="t" fillcolor="#a0a0a0" stroked="f"/>
+          <v:rect id="_x0000_i1109" style="width:0;height:1.5pt" o:hralign="center" o:hrstd="t" o:hr="t" fillcolor="#a0a0a0" stroked="f"/>
         </w:pict>
       </w:r>
     </w:p>
@@ -11568,7 +11592,7 @@
     <w:p>
       <w:r>
         <w:pict w14:anchorId="653ADAC8">
-          <v:rect id="_x0000_i2068" style="width:0;height:1.5pt" o:hralign="center" o:hrstd="t" o:hr="t" fillcolor="#a0a0a0" stroked="f"/>
+          <v:rect id="_x0000_i1110" style="width:0;height:1.5pt" o:hralign="center" o:hrstd="t" o:hr="t" fillcolor="#a0a0a0" stroked="f"/>
         </w:pict>
       </w:r>
     </w:p>
@@ -11605,7 +11629,7 @@
     <w:p>
       <w:r>
         <w:pict w14:anchorId="1DE80EEA">
-          <v:rect id="_x0000_i2069" style="width:0;height:1.5pt" o:hralign="center" o:hrstd="t" o:hr="t" fillcolor="#a0a0a0" stroked="f"/>
+          <v:rect id="_x0000_i1111" style="width:0;height:1.5pt" o:hralign="center" o:hrstd="t" o:hr="t" fillcolor="#a0a0a0" stroked="f"/>
         </w:pict>
       </w:r>
     </w:p>
@@ -11775,7 +11799,7 @@
     <w:p>
       <w:r>
         <w:pict w14:anchorId="6A90DBD4">
-          <v:rect id="_x0000_i2070" style="width:0;height:1.5pt" o:hralign="center" o:hrstd="t" o:hr="t" fillcolor="#a0a0a0" stroked="f"/>
+          <v:rect id="_x0000_i1112" style="width:0;height:1.5pt" o:hralign="center" o:hrstd="t" o:hr="t" fillcolor="#a0a0a0" stroked="f"/>
         </w:pict>
       </w:r>
     </w:p>
@@ -11975,7 +11999,7 @@
       <w:r>
         <w:lastRenderedPageBreak/>
         <w:pict w14:anchorId="524E5664">
-          <v:rect id="_x0000_i2071" style="width:0;height:1.5pt" o:hralign="center" o:hrstd="t" o:hr="t" fillcolor="#a0a0a0" stroked="f"/>
+          <v:rect id="_x0000_i1113" style="width:0;height:1.5pt" o:hralign="center" o:hrstd="t" o:hr="t" fillcolor="#a0a0a0" stroked="f"/>
         </w:pict>
       </w:r>
     </w:p>
@@ -12171,7 +12195,7 @@
     <w:p>
       <w:r>
         <w:pict w14:anchorId="22551644">
-          <v:rect id="_x0000_i2096" style="width:0;height:1.5pt" o:hralign="center" o:hrstd="t" o:hr="t" fillcolor="#a0a0a0" stroked="f"/>
+          <v:rect id="_x0000_i1114" style="width:0;height:1.5pt" o:hralign="center" o:hrstd="t" o:hr="t" fillcolor="#a0a0a0" stroked="f"/>
         </w:pict>
       </w:r>
     </w:p>
@@ -12324,7 +12348,7 @@
     <w:p>
       <w:r>
         <w:pict w14:anchorId="36A6B75B">
-          <v:rect id="_x0000_i2202" style="width:0;height:1.5pt" o:hralign="center" o:hrstd="t" o:hr="t" fillcolor="#a0a0a0" stroked="f"/>
+          <v:rect id="_x0000_i1115" style="width:0;height:1.5pt" o:hralign="center" o:hrstd="t" o:hr="t" fillcolor="#a0a0a0" stroked="f"/>
         </w:pict>
       </w:r>
     </w:p>
@@ -12504,7 +12528,7 @@
     <w:p>
       <w:r>
         <w:pict w14:anchorId="34D4DD26">
-          <v:rect id="_x0000_i2203" style="width:0;height:1.5pt" o:hralign="center" o:hrstd="t" o:hr="t" fillcolor="#a0a0a0" stroked="f"/>
+          <v:rect id="_x0000_i1116" style="width:0;height:1.5pt" o:hralign="center" o:hrstd="t" o:hr="t" fillcolor="#a0a0a0" stroked="f"/>
         </w:pict>
       </w:r>
     </w:p>
@@ -12618,7 +12642,7 @@
     <w:p>
       <w:r>
         <w:pict w14:anchorId="6534D265">
-          <v:rect id="_x0000_i2204" style="width:0;height:1.5pt" o:hralign="center" o:hrstd="t" o:hr="t" fillcolor="#a0a0a0" stroked="f"/>
+          <v:rect id="_x0000_i1117" style="width:0;height:1.5pt" o:hralign="center" o:hrstd="t" o:hr="t" fillcolor="#a0a0a0" stroked="f"/>
         </w:pict>
       </w:r>
     </w:p>
@@ -12775,7 +12799,7 @@
     <w:p>
       <w:r>
         <w:pict w14:anchorId="3678537E">
-          <v:rect id="_x0000_i2205" style="width:0;height:1.5pt" o:hralign="center" o:hrstd="t" o:hr="t" fillcolor="#a0a0a0" stroked="f"/>
+          <v:rect id="_x0000_i1118" style="width:0;height:1.5pt" o:hralign="center" o:hrstd="t" o:hr="t" fillcolor="#a0a0a0" stroked="f"/>
         </w:pict>
       </w:r>
     </w:p>
@@ -12797,6 +12821,9 @@
     <w:p/>
     <w:p>
       <w:r>
+        <w:rPr>
+          <w:noProof/>
+        </w:rPr>
         <w:drawing>
           <wp:inline distT="0" distB="0" distL="0" distR="0" wp14:anchorId="1A4B0F56" wp14:editId="15D04685">
             <wp:extent cx="5022782" cy="2430145"/>
@@ -12850,7 +12877,7 @@
     <w:p>
       <w:r>
         <w:pict w14:anchorId="4C982691">
-          <v:rect id="_x0000_i2209" style="width:0;height:1.5pt" o:hralign="center" o:hrstd="t" o:hr="t" fillcolor="#a0a0a0" stroked="f"/>
+          <v:rect id="_x0000_i1119" style="width:0;height:1.5pt" o:hralign="center" o:hrstd="t" o:hr="t" fillcolor="#a0a0a0" stroked="f"/>
         </w:pict>
       </w:r>
     </w:p>
@@ -13089,7 +13116,7 @@
     <w:p>
       <w:r>
         <w:pict w14:anchorId="040C57BB">
-          <v:rect id="_x0000_i2210" style="width:0;height:1.5pt" o:hralign="center" o:hrstd="t" o:hr="t" fillcolor="#a0a0a0" stroked="f"/>
+          <v:rect id="_x0000_i1120" style="width:0;height:1.5pt" o:hralign="center" o:hrstd="t" o:hr="t" fillcolor="#a0a0a0" stroked="f"/>
         </w:pict>
       </w:r>
     </w:p>
@@ -13142,7 +13169,7 @@
     <w:p>
       <w:r>
         <w:pict w14:anchorId="688E463F">
-          <v:rect id="_x0000_i2211" style="width:0;height:1.5pt" o:hralign="center" o:hrstd="t" o:hr="t" fillcolor="#a0a0a0" stroked="f"/>
+          <v:rect id="_x0000_i1121" style="width:0;height:1.5pt" o:hralign="center" o:hrstd="t" o:hr="t" fillcolor="#a0a0a0" stroked="f"/>
         </w:pict>
       </w:r>
     </w:p>
@@ -13181,7 +13208,7 @@
     <w:p>
       <w:r>
         <w:pict w14:anchorId="3529CA43">
-          <v:rect id="_x0000_i2212" style="width:0;height:1.5pt" o:hralign="center" o:hrstd="t" o:hr="t" fillcolor="#a0a0a0" stroked="f"/>
+          <v:rect id="_x0000_i1122" style="width:0;height:1.5pt" o:hralign="center" o:hrstd="t" o:hr="t" fillcolor="#a0a0a0" stroked="f"/>
         </w:pict>
       </w:r>
     </w:p>
@@ -13228,7 +13255,7 @@
     <w:p>
       <w:r>
         <w:pict w14:anchorId="1F412AFB">
-          <v:rect id="_x0000_i2213" style="width:0;height:1.5pt" o:hralign="center" o:hrstd="t" o:hr="t" fillcolor="#a0a0a0" stroked="f"/>
+          <v:rect id="_x0000_i1123" style="width:0;height:1.5pt" o:hralign="center" o:hrstd="t" o:hr="t" fillcolor="#a0a0a0" stroked="f"/>
         </w:pict>
       </w:r>
     </w:p>
@@ -13265,7 +13292,7 @@
     <w:p>
       <w:r>
         <w:pict w14:anchorId="221AB355">
-          <v:rect id="_x0000_i2214" style="width:0;height:1.5pt" o:hralign="center" o:hrstd="t" o:hr="t" fillcolor="#a0a0a0" stroked="f"/>
+          <v:rect id="_x0000_i1124" style="width:0;height:1.5pt" o:hralign="center" o:hrstd="t" o:hr="t" fillcolor="#a0a0a0" stroked="f"/>
         </w:pict>
       </w:r>
     </w:p>
@@ -13302,7 +13329,7 @@
     <w:p>
       <w:r>
         <w:pict w14:anchorId="755E76AD">
-          <v:rect id="_x0000_i2215" style="width:0;height:1.5pt" o:hralign="center" o:hrstd="t" o:hr="t" fillcolor="#a0a0a0" stroked="f"/>
+          <v:rect id="_x0000_i1125" style="width:0;height:1.5pt" o:hralign="center" o:hrstd="t" o:hr="t" fillcolor="#a0a0a0" stroked="f"/>
         </w:pict>
       </w:r>
     </w:p>
@@ -13384,7 +13411,7 @@
     <w:p>
       <w:r>
         <w:pict w14:anchorId="43FBD0E5">
-          <v:rect id="_x0000_i2216" style="width:0;height:1.5pt" o:hralign="center" o:hrstd="t" o:hr="t" fillcolor="#a0a0a0" stroked="f"/>
+          <v:rect id="_x0000_i1126" style="width:0;height:1.5pt" o:hralign="center" o:hrstd="t" o:hr="t" fillcolor="#a0a0a0" stroked="f"/>
         </w:pict>
       </w:r>
     </w:p>
@@ -13586,7 +13613,7 @@
     <w:p>
       <w:r>
         <w:pict w14:anchorId="2E89B962">
-          <v:rect id="_x0000_i2217" style="width:0;height:1.5pt" o:hralign="center" o:hrstd="t" o:hr="t" fillcolor="#a0a0a0" stroked="f"/>
+          <v:rect id="_x0000_i1127" style="width:0;height:1.5pt" o:hralign="center" o:hrstd="t" o:hr="t" fillcolor="#a0a0a0" stroked="f"/>
         </w:pict>
       </w:r>
     </w:p>
@@ -13762,7 +13789,7 @@
     <w:p>
       <w:r>
         <w:pict w14:anchorId="7499B66C">
-          <v:rect id="_x0000_i2218" style="width:0;height:1.5pt" o:hralign="center" o:hrstd="t" o:hr="t" fillcolor="#a0a0a0" stroked="f"/>
+          <v:rect id="_x0000_i1128" style="width:0;height:1.5pt" o:hralign="center" o:hrstd="t" o:hr="t" fillcolor="#a0a0a0" stroked="f"/>
         </w:pict>
       </w:r>
     </w:p>
@@ -14086,7 +14113,7 @@
     <w:p>
       <w:r>
         <w:pict w14:anchorId="51DC0110">
-          <v:rect id="_x0000_i2251" style="width:0;height:1.5pt" o:hralign="center" o:hrstd="t" o:hr="t" fillcolor="#a0a0a0" stroked="f"/>
+          <v:rect id="_x0000_i1129" style="width:0;height:1.5pt" o:hralign="center" o:hrstd="t" o:hr="t" fillcolor="#a0a0a0" stroked="f"/>
         </w:pict>
       </w:r>
     </w:p>
@@ -14157,7 +14184,7 @@
     <w:p>
       <w:r>
         <w:pict w14:anchorId="0021B455">
-          <v:rect id="_x0000_i2252" style="width:0;height:1.5pt" o:hralign="center" o:hrstd="t" o:hr="t" fillcolor="#a0a0a0" stroked="f"/>
+          <v:rect id="_x0000_i1130" style="width:0;height:1.5pt" o:hralign="center" o:hrstd="t" o:hr="t" fillcolor="#a0a0a0" stroked="f"/>
         </w:pict>
       </w:r>
     </w:p>
@@ -14410,7 +14437,7 @@
     <w:p>
       <w:r>
         <w:pict w14:anchorId="57B0ED86">
-          <v:rect id="_x0000_i2342" style="width:0;height:1.5pt" o:hralign="center" o:hrstd="t" o:hr="t" fillcolor="#a0a0a0" stroked="f"/>
+          <v:rect id="_x0000_i1131" style="width:0;height:1.5pt" o:hralign="center" o:hrstd="t" o:hr="t" fillcolor="#a0a0a0" stroked="f"/>
         </w:pict>
       </w:r>
     </w:p>
@@ -14622,7 +14649,7 @@
     <w:p>
       <w:r>
         <w:pict w14:anchorId="39951754">
-          <v:rect id="_x0000_i2343" style="width:0;height:1.5pt" o:hralign="center" o:hrstd="t" o:hr="t" fillcolor="#a0a0a0" stroked="f"/>
+          <v:rect id="_x0000_i1132" style="width:0;height:1.5pt" o:hralign="center" o:hrstd="t" o:hr="t" fillcolor="#a0a0a0" stroked="f"/>
         </w:pict>
       </w:r>
     </w:p>
@@ -14660,8 +14687,11 @@
     </w:p>
     <w:p>
       <w:r>
+        <w:rPr>
+          <w:noProof/>
+        </w:rPr>
         <w:drawing>
-          <wp:inline distT="0" distB="0" distL="0" distR="0" wp14:anchorId="27ACCFB4" wp14:editId="0FEB0089">
+          <wp:inline distT="0" distB="0" distL="0" distR="0" wp14:anchorId="27ACCFB4" wp14:editId="0364E36A">
             <wp:extent cx="5731510" cy="2849526"/>
             <wp:effectExtent l="0" t="0" r="2540" b="8255"/>
             <wp:docPr id="905749319" name="Picture 35"/>
@@ -14713,7 +14743,7 @@
     <w:p>
       <w:r>
         <w:pict w14:anchorId="3AB77823">
-          <v:rect id="_x0000_i2347" style="width:0;height:1.5pt" o:hralign="center" o:hrstd="t" o:hr="t" fillcolor="#a0a0a0" stroked="f"/>
+          <v:rect id="_x0000_i1133" style="width:0;height:1.5pt" o:hralign="center" o:hrstd="t" o:hr="t" fillcolor="#a0a0a0" stroked="f"/>
         </w:pict>
       </w:r>
     </w:p>
@@ -14953,7 +14983,7 @@
     <w:p>
       <w:r>
         <w:pict w14:anchorId="2B88BC65">
-          <v:rect id="_x0000_i2348" style="width:0;height:1.5pt" o:hralign="center" o:hrstd="t" o:hr="t" fillcolor="#a0a0a0" stroked="f"/>
+          <v:rect id="_x0000_i1134" style="width:0;height:1.5pt" o:hralign="center" o:hrstd="t" o:hr="t" fillcolor="#a0a0a0" stroked="f"/>
         </w:pict>
       </w:r>
     </w:p>
@@ -15005,7 +15035,7 @@
     <w:p>
       <w:r>
         <w:pict w14:anchorId="37B034D3">
-          <v:rect id="_x0000_i2349" style="width:0;height:1.5pt" o:hralign="center" o:hrstd="t" o:hr="t" fillcolor="#a0a0a0" stroked="f"/>
+          <v:rect id="_x0000_i1135" style="width:0;height:1.5pt" o:hralign="center" o:hrstd="t" o:hr="t" fillcolor="#a0a0a0" stroked="f"/>
         </w:pict>
       </w:r>
     </w:p>
@@ -15051,7 +15081,7 @@
     <w:p>
       <w:r>
         <w:pict w14:anchorId="7DE75D16">
-          <v:rect id="_x0000_i2350" style="width:0;height:1.5pt" o:hralign="center" o:hrstd="t" o:hr="t" fillcolor="#a0a0a0" stroked="f"/>
+          <v:rect id="_x0000_i1136" style="width:0;height:1.5pt" o:hralign="center" o:hrstd="t" o:hr="t" fillcolor="#a0a0a0" stroked="f"/>
         </w:pict>
       </w:r>
     </w:p>
@@ -15088,7 +15118,7 @@
     <w:p>
       <w:r>
         <w:pict w14:anchorId="2FEB1E69">
-          <v:rect id="_x0000_i2351" style="width:0;height:1.5pt" o:hralign="center" o:hrstd="t" o:hr="t" fillcolor="#a0a0a0" stroked="f"/>
+          <v:rect id="_x0000_i1137" style="width:0;height:1.5pt" o:hralign="center" o:hrstd="t" o:hr="t" fillcolor="#a0a0a0" stroked="f"/>
         </w:pict>
       </w:r>
     </w:p>
@@ -15151,7 +15181,7 @@
     <w:p>
       <w:r>
         <w:pict w14:anchorId="69FA8114">
-          <v:rect id="_x0000_i2352" style="width:0;height:1.5pt" o:hralign="center" o:hrstd="t" o:hr="t" fillcolor="#a0a0a0" stroked="f"/>
+          <v:rect id="_x0000_i1138" style="width:0;height:1.5pt" o:hralign="center" o:hrstd="t" o:hr="t" fillcolor="#a0a0a0" stroked="f"/>
         </w:pict>
       </w:r>
     </w:p>
@@ -15188,7 +15218,7 @@
     <w:p>
       <w:r>
         <w:pict w14:anchorId="4A36BB6D">
-          <v:rect id="_x0000_i2353" style="width:0;height:1.5pt" o:hralign="center" o:hrstd="t" o:hr="t" fillcolor="#a0a0a0" stroked="f"/>
+          <v:rect id="_x0000_i1139" style="width:0;height:1.5pt" o:hralign="center" o:hrstd="t" o:hr="t" fillcolor="#a0a0a0" stroked="f"/>
         </w:pict>
       </w:r>
     </w:p>
@@ -15627,7 +15657,7 @@
     <w:p>
       <w:r>
         <w:pict w14:anchorId="30C1124D">
-          <v:rect id="_x0000_i2354" style="width:0;height:1.5pt" o:hralign="center" o:hrstd="t" o:hr="t" fillcolor="#a0a0a0" stroked="f"/>
+          <v:rect id="_x0000_i1140" style="width:0;height:1.5pt" o:hralign="center" o:hrstd="t" o:hr="t" fillcolor="#a0a0a0" stroked="f"/>
         </w:pict>
       </w:r>
     </w:p>
@@ -15709,7 +15739,7 @@
     <w:p>
       <w:r>
         <w:pict w14:anchorId="79E7D54F">
-          <v:rect id="_x0000_i2355" style="width:0;height:1.5pt" o:hralign="center" o:hrstd="t" o:hr="t" fillcolor="#a0a0a0" stroked="f"/>
+          <v:rect id="_x0000_i1141" style="width:0;height:1.5pt" o:hralign="center" o:hrstd="t" o:hr="t" fillcolor="#a0a0a0" stroked="f"/>
         </w:pict>
       </w:r>
     </w:p>
@@ -15879,7 +15909,7 @@
     <w:p>
       <w:r>
         <w:pict w14:anchorId="4DEF2086">
-          <v:rect id="_x0000_i2356" style="width:0;height:1.5pt" o:hralign="center" o:hrstd="t" o:hr="t" fillcolor="#a0a0a0" stroked="f"/>
+          <v:rect id="_x0000_i1142" style="width:0;height:1.5pt" o:hralign="center" o:hrstd="t" o:hr="t" fillcolor="#a0a0a0" stroked="f"/>
         </w:pict>
       </w:r>
     </w:p>
@@ -16071,7 +16101,7 @@
     <w:p>
       <w:r>
         <w:pict w14:anchorId="1B95F215">
-          <v:rect id="_x0000_i2456" style="width:0;height:1.5pt" o:hralign="center" o:hrstd="t" o:hr="t" fillcolor="#a0a0a0" stroked="f"/>
+          <v:rect id="_x0000_i1143" style="width:0;height:1.5pt" o:hralign="center" o:hrstd="t" o:hr="t" fillcolor="#a0a0a0" stroked="f"/>
         </w:pict>
       </w:r>
     </w:p>
@@ -16128,7 +16158,7 @@
     <w:p>
       <w:r>
         <w:pict w14:anchorId="6274D3A9">
-          <v:rect id="_x0000_i2457" style="width:0;height:1.5pt" o:hralign="center" o:hrstd="t" o:hr="t" fillcolor="#a0a0a0" stroked="f"/>
+          <v:rect id="_x0000_i1144" style="width:0;height:1.5pt" o:hralign="center" o:hrstd="t" o:hr="t" fillcolor="#a0a0a0" stroked="f"/>
         </w:pict>
       </w:r>
     </w:p>
@@ -16186,7 +16216,7 @@
     <w:p>
       <w:r>
         <w:pict w14:anchorId="36E8F7E6">
-          <v:rect id="_x0000_i2458" style="width:0;height:1.5pt" o:hralign="center" o:hrstd="t" o:hr="t" fillcolor="#a0a0a0" stroked="f"/>
+          <v:rect id="_x0000_i1145" style="width:0;height:1.5pt" o:hralign="center" o:hrstd="t" o:hr="t" fillcolor="#a0a0a0" stroked="f"/>
         </w:pict>
       </w:r>
     </w:p>
@@ -16273,7 +16303,7 @@
     <w:p>
       <w:r>
         <w:pict w14:anchorId="227B15E9">
-          <v:rect id="_x0000_i2459" style="width:0;height:1.5pt" o:hralign="center" o:hrstd="t" o:hr="t" fillcolor="#a0a0a0" stroked="f"/>
+          <v:rect id="_x0000_i1146" style="width:0;height:1.5pt" o:hralign="center" o:hrstd="t" o:hr="t" fillcolor="#a0a0a0" stroked="f"/>
         </w:pict>
       </w:r>
     </w:p>
@@ -16324,17 +16354,8 @@
           <w:b/>
           <w:bCs/>
         </w:rPr>
-        <w:t xml:space="preserve">350 </w:t>
-      </w:r>
-      <w:proofErr w:type="gramStart"/>
-      <w:r>
-        <w:rPr>
-          <w:b/>
-          <w:bCs/>
-        </w:rPr>
-        <w:t>bar</w:t>
-      </w:r>
-      <w:proofErr w:type="gramEnd"/>
+        <w:t>350 bar</w:t>
+      </w:r>
     </w:p>
     <w:p>
       <w:pPr>
@@ -16348,17 +16369,8 @@
           <w:b/>
           <w:bCs/>
         </w:rPr>
-        <w:t xml:space="preserve">700 </w:t>
-      </w:r>
-      <w:proofErr w:type="gramStart"/>
-      <w:r>
-        <w:rPr>
-          <w:b/>
-          <w:bCs/>
-        </w:rPr>
-        <w:t>bar</w:t>
-      </w:r>
-      <w:proofErr w:type="gramEnd"/>
+        <w:t>700 bar</w:t>
+      </w:r>
     </w:p>
     <w:p>
       <w:r>
@@ -16394,7 +16406,7 @@
     <w:p>
       <w:r>
         <w:pict w14:anchorId="67045FF0">
-          <v:rect id="_x0000_i2460" style="width:0;height:1.5pt" o:hralign="center" o:hrstd="t" o:hr="t" fillcolor="#a0a0a0" stroked="f"/>
+          <v:rect id="_x0000_i1147" style="width:0;height:1.5pt" o:hralign="center" o:hrstd="t" o:hr="t" fillcolor="#a0a0a0" stroked="f"/>
         </w:pict>
       </w:r>
     </w:p>
@@ -16454,7 +16466,7 @@
     <w:p>
       <w:r>
         <w:pict w14:anchorId="2DE1614A">
-          <v:rect id="_x0000_i2461" style="width:0;height:1.5pt" o:hralign="center" o:hrstd="t" o:hr="t" fillcolor="#a0a0a0" stroked="f"/>
+          <v:rect id="_x0000_i1148" style="width:0;height:1.5pt" o:hralign="center" o:hrstd="t" o:hr="t" fillcolor="#a0a0a0" stroked="f"/>
         </w:pict>
       </w:r>
     </w:p>
@@ -16624,7 +16636,7 @@
     <w:p>
       <w:r>
         <w:pict w14:anchorId="3A5E2B53">
-          <v:rect id="_x0000_i2462" style="width:0;height:1.5pt" o:hralign="center" o:hrstd="t" o:hr="t" fillcolor="#a0a0a0" stroked="f"/>
+          <v:rect id="_x0000_i1149" style="width:0;height:1.5pt" o:hralign="center" o:hrstd="t" o:hr="t" fillcolor="#a0a0a0" stroked="f"/>
         </w:pict>
       </w:r>
     </w:p>
@@ -16760,7 +16772,7 @@
     <w:p>
       <w:r>
         <w:pict w14:anchorId="49B0E804">
-          <v:rect id="_x0000_i2463" style="width:0;height:1.5pt" o:hralign="center" o:hrstd="t" o:hr="t" fillcolor="#a0a0a0" stroked="f"/>
+          <v:rect id="_x0000_i1150" style="width:0;height:1.5pt" o:hralign="center" o:hrstd="t" o:hr="t" fillcolor="#a0a0a0" stroked="f"/>
         </w:pict>
       </w:r>
     </w:p>
@@ -16894,7 +16906,7 @@
     <w:p>
       <w:r>
         <w:pict w14:anchorId="22C1CBA1">
-          <v:rect id="_x0000_i2464" style="width:0;height:1.5pt" o:hralign="center" o:hrstd="t" o:hr="t" fillcolor="#a0a0a0" stroked="f"/>
+          <v:rect id="_x0000_i1151" style="width:0;height:1.5pt" o:hralign="center" o:hrstd="t" o:hr="t" fillcolor="#a0a0a0" stroked="f"/>
         </w:pict>
       </w:r>
     </w:p>
@@ -16946,7 +16958,7 @@
     <w:p>
       <w:r>
         <w:pict w14:anchorId="7FADA1B9">
-          <v:rect id="_x0000_i2465" style="width:0;height:1.5pt" o:hralign="center" o:hrstd="t" o:hr="t" fillcolor="#a0a0a0" stroked="f"/>
+          <v:rect id="_x0000_i1152" style="width:0;height:1.5pt" o:hralign="center" o:hrstd="t" o:hr="t" fillcolor="#a0a0a0" stroked="f"/>
         </w:pict>
       </w:r>
     </w:p>
@@ -17006,7 +17018,7 @@
     <w:p>
       <w:r>
         <w:pict w14:anchorId="432225ED">
-          <v:rect id="_x0000_i2466" style="width:0;height:1.5pt" o:hralign="center" o:hrstd="t" o:hr="t" fillcolor="#a0a0a0" stroked="f"/>
+          <v:rect id="_x0000_i1153" style="width:0;height:1.5pt" o:hralign="center" o:hrstd="t" o:hr="t" fillcolor="#a0a0a0" stroked="f"/>
         </w:pict>
       </w:r>
     </w:p>
@@ -17141,7 +17153,7 @@
     <w:p>
       <w:r>
         <w:pict w14:anchorId="1015C859">
-          <v:rect id="_x0000_i2467" style="width:0;height:1.5pt" o:hralign="center" o:hrstd="t" o:hr="t" fillcolor="#a0a0a0" stroked="f"/>
+          <v:rect id="_x0000_i1154" style="width:0;height:1.5pt" o:hralign="center" o:hrstd="t" o:hr="t" fillcolor="#a0a0a0" stroked="f"/>
         </w:pict>
       </w:r>
     </w:p>
@@ -17312,7 +17324,7 @@
     <w:p>
       <w:r>
         <w:pict w14:anchorId="2EB3AA3E">
-          <v:rect id="_x0000_i2468" style="width:0;height:1.5pt" o:hralign="center" o:hrstd="t" o:hr="t" fillcolor="#a0a0a0" stroked="f"/>
+          <v:rect id="_x0000_i1155" style="width:0;height:1.5pt" o:hralign="center" o:hrstd="t" o:hr="t" fillcolor="#a0a0a0" stroked="f"/>
         </w:pict>
       </w:r>
     </w:p>
@@ -17590,7 +17602,7 @@
     <w:p>
       <w:r>
         <w:pict w14:anchorId="3D96D0EF">
-          <v:rect id="_x0000_i2469" style="width:0;height:1.5pt" o:hralign="center" o:hrstd="t" o:hr="t" fillcolor="#a0a0a0" stroked="f"/>
+          <v:rect id="_x0000_i1156" style="width:0;height:1.5pt" o:hralign="center" o:hrstd="t" o:hr="t" fillcolor="#a0a0a0" stroked="f"/>
         </w:pict>
       </w:r>
     </w:p>
@@ -17744,7 +17756,7 @@
     <w:p>
       <w:r>
         <w:pict w14:anchorId="1C1B13C5">
-          <v:rect id="_x0000_i2556" style="width:0;height:1.5pt" o:hralign="center" o:hrstd="t" o:hr="t" fillcolor="#a0a0a0" stroked="f"/>
+          <v:rect id="_x0000_i1157" style="width:0;height:1.5pt" o:hralign="center" o:hrstd="t" o:hr="t" fillcolor="#a0a0a0" stroked="f"/>
         </w:pict>
       </w:r>
     </w:p>
@@ -17912,7 +17924,7 @@
     <w:p>
       <w:r>
         <w:pict w14:anchorId="55D23E9D">
-          <v:rect id="_x0000_i2557" style="width:0;height:1.5pt" o:hralign="center" o:hrstd="t" o:hr="t" fillcolor="#a0a0a0" stroked="f"/>
+          <v:rect id="_x0000_i1158" style="width:0;height:1.5pt" o:hralign="center" o:hrstd="t" o:hr="t" fillcolor="#a0a0a0" stroked="f"/>
         </w:pict>
       </w:r>
     </w:p>
@@ -18031,7 +18043,7 @@
     <w:p>
       <w:r>
         <w:pict w14:anchorId="7DB8E2E6">
-          <v:rect id="_x0000_i2558" style="width:0;height:1.5pt" o:hralign="center" o:hrstd="t" o:hr="t" fillcolor="#a0a0a0" stroked="f"/>
+          <v:rect id="_x0000_i1159" style="width:0;height:1.5pt" o:hralign="center" o:hrstd="t" o:hr="t" fillcolor="#a0a0a0" stroked="f"/>
         </w:pict>
       </w:r>
     </w:p>
@@ -18198,7 +18210,7 @@
     <w:p>
       <w:r>
         <w:pict w14:anchorId="38E597E7">
-          <v:rect id="_x0000_i2559" style="width:0;height:1.5pt" o:hralign="center" o:hrstd="t" o:hr="t" fillcolor="#a0a0a0" stroked="f"/>
+          <v:rect id="_x0000_i1160" style="width:0;height:1.5pt" o:hralign="center" o:hrstd="t" o:hr="t" fillcolor="#a0a0a0" stroked="f"/>
         </w:pict>
       </w:r>
     </w:p>
@@ -18282,7 +18294,7 @@
     <w:p>
       <w:r>
         <w:pict w14:anchorId="5B01469E">
-          <v:rect id="_x0000_i2560" style="width:0;height:1.5pt" o:hralign="center" o:hrstd="t" o:hr="t" fillcolor="#a0a0a0" stroked="f"/>
+          <v:rect id="_x0000_i1161" style="width:0;height:1.5pt" o:hralign="center" o:hrstd="t" o:hr="t" fillcolor="#a0a0a0" stroked="f"/>
         </w:pict>
       </w:r>
     </w:p>
@@ -18335,7 +18347,7 @@
     <w:p>
       <w:r>
         <w:pict w14:anchorId="5AFF0319">
-          <v:rect id="_x0000_i2561" style="width:0;height:1.5pt" o:hralign="center" o:hrstd="t" o:hr="t" fillcolor="#a0a0a0" stroked="f"/>
+          <v:rect id="_x0000_i1162" style="width:0;height:1.5pt" o:hralign="center" o:hrstd="t" o:hr="t" fillcolor="#a0a0a0" stroked="f"/>
         </w:pict>
       </w:r>
     </w:p>
@@ -18430,7 +18442,7 @@
     <w:p>
       <w:r>
         <w:pict w14:anchorId="0426BEE9">
-          <v:rect id="_x0000_i2562" style="width:0;height:1.5pt" o:hralign="center" o:hrstd="t" o:hr="t" fillcolor="#a0a0a0" stroked="f"/>
+          <v:rect id="_x0000_i1163" style="width:0;height:1.5pt" o:hralign="center" o:hrstd="t" o:hr="t" fillcolor="#a0a0a0" stroked="f"/>
         </w:pict>
       </w:r>
     </w:p>
@@ -18487,7 +18499,7 @@
     <w:p>
       <w:r>
         <w:pict w14:anchorId="5D76A88A">
-          <v:rect id="_x0000_i2563" style="width:0;height:1.5pt" o:hralign="center" o:hrstd="t" o:hr="t" fillcolor="#a0a0a0" stroked="f"/>
+          <v:rect id="_x0000_i1164" style="width:0;height:1.5pt" o:hralign="center" o:hrstd="t" o:hr="t" fillcolor="#a0a0a0" stroked="f"/>
         </w:pict>
       </w:r>
     </w:p>
@@ -18573,7 +18585,7 @@
     <w:p>
       <w:r>
         <w:pict w14:anchorId="2C2CA34E">
-          <v:rect id="_x0000_i2564" style="width:0;height:1.5pt" o:hralign="center" o:hrstd="t" o:hr="t" fillcolor="#a0a0a0" stroked="f"/>
+          <v:rect id="_x0000_i1165" style="width:0;height:1.5pt" o:hralign="center" o:hrstd="t" o:hr="t" fillcolor="#a0a0a0" stroked="f"/>
         </w:pict>
       </w:r>
     </w:p>
@@ -18640,7 +18652,7 @@
     <w:p>
       <w:r>
         <w:pict w14:anchorId="4781B3C3">
-          <v:rect id="_x0000_i2565" style="width:0;height:1.5pt" o:hralign="center" o:hrstd="t" o:hr="t" fillcolor="#a0a0a0" stroked="f"/>
+          <v:rect id="_x0000_i1166" style="width:0;height:1.5pt" o:hralign="center" o:hrstd="t" o:hr="t" fillcolor="#a0a0a0" stroked="f"/>
         </w:pict>
       </w:r>
     </w:p>
@@ -18703,7 +18715,7 @@
       <w:r>
         <w:lastRenderedPageBreak/>
         <w:pict w14:anchorId="55DA242B">
-          <v:rect id="_x0000_i2566" style="width:0;height:1.5pt" o:hralign="center" o:hrstd="t" o:hr="t" fillcolor="#a0a0a0" stroked="f"/>
+          <v:rect id="_x0000_i1167" style="width:0;height:1.5pt" o:hralign="center" o:hrstd="t" o:hr="t" fillcolor="#a0a0a0" stroked="f"/>
         </w:pict>
       </w:r>
     </w:p>
@@ -18873,7 +18885,7 @@
     <w:p>
       <w:r>
         <w:pict w14:anchorId="2CAA67C7">
-          <v:rect id="_x0000_i2567" style="width:0;height:1.5pt" o:hralign="center" o:hrstd="t" o:hr="t" fillcolor="#a0a0a0" stroked="f"/>
+          <v:rect id="_x0000_i1168" style="width:0;height:1.5pt" o:hralign="center" o:hrstd="t" o:hr="t" fillcolor="#a0a0a0" stroked="f"/>
         </w:pict>
       </w:r>
     </w:p>
@@ -18999,13 +19011,11 @@
               <w:cnfStyle w:val="000000000000" w:firstRow="0" w:lastRow="0" w:firstColumn="0" w:lastColumn="0" w:oddVBand="0" w:evenVBand="0" w:oddHBand="0" w:evenHBand="0" w:firstRowFirstColumn="0" w:firstRowLastColumn="0" w:lastRowFirstColumn="0" w:lastRowLastColumn="0"/>
             </w:pPr>
             <w:r>
-              <w:t xml:space="preserve">Transport and storage systems are </w:t>
-            </w:r>
-            <w:proofErr w:type="spellStart"/>
-            <w:r>
-              <w:t>expensiv</w:t>
-            </w:r>
-            <w:proofErr w:type="spellEnd"/>
+              <w:t>Transport and storage systems are expensiv</w:t>
+            </w:r>
+            <w:r>
+              <w:t>e</w:t>
+            </w:r>
           </w:p>
         </w:tc>
       </w:tr>
@@ -26831,6 +26841,7 @@
   <w:style w:type="character" w:default="1" w:styleId="DefaultParagraphFont">
     <w:name w:val="Default Paragraph Font"/>
     <w:uiPriority w:val="1"/>
+    <w:semiHidden/>
     <w:unhideWhenUsed/>
   </w:style>
   <w:style w:type="table" w:default="1" w:styleId="TableNormal">

--- a/ES/notes/Unit_4.docx
+++ b/ES/notes/Unit_4.docx
@@ -2780,7 +2780,7 @@
           <w:noProof/>
         </w:rPr>
         <w:drawing>
-          <wp:anchor distT="0" distB="0" distL="114300" distR="114300" simplePos="0" relativeHeight="251658240" behindDoc="0" locked="0" layoutInCell="1" allowOverlap="1" wp14:anchorId="33922733" wp14:editId="50A91C77">
+          <wp:anchor distT="0" distB="0" distL="114300" distR="114300" simplePos="0" relativeHeight="251658240" behindDoc="0" locked="0" layoutInCell="1" allowOverlap="1" wp14:anchorId="33922733" wp14:editId="5387E5A3">
             <wp:simplePos x="914400" y="914400"/>
             <wp:positionH relativeFrom="margin">
               <wp:align>center</wp:align>
@@ -4760,7 +4760,7 @@
         </w:rPr>
         <w:lastRenderedPageBreak/>
         <w:drawing>
-          <wp:inline distT="0" distB="0" distL="0" distR="0" wp14:anchorId="5B433465" wp14:editId="7125C2A5">
+          <wp:inline distT="0" distB="0" distL="0" distR="0" wp14:anchorId="5B433465" wp14:editId="0F1C80DA">
             <wp:extent cx="5731510" cy="1718310"/>
             <wp:effectExtent l="0" t="0" r="2540" b="0"/>
             <wp:docPr id="833053600" name="Picture 11"/>
@@ -4815,7 +4815,7 @@
           <w:noProof/>
         </w:rPr>
         <w:drawing>
-          <wp:inline distT="0" distB="0" distL="0" distR="0" wp14:anchorId="3C3DE34E" wp14:editId="32D6AFDF">
+          <wp:inline distT="0" distB="0" distL="0" distR="0" wp14:anchorId="3C3DE34E" wp14:editId="4401AB7C">
             <wp:extent cx="5731510" cy="2056765"/>
             <wp:effectExtent l="0" t="0" r="2540" b="635"/>
             <wp:docPr id="1704417269" name="Picture 10"/>
@@ -9670,7 +9670,7 @@
           <w:noProof/>
         </w:rPr>
         <w:drawing>
-          <wp:anchor distT="0" distB="0" distL="114300" distR="114300" simplePos="0" relativeHeight="251659264" behindDoc="0" locked="0" layoutInCell="1" allowOverlap="1" wp14:anchorId="425BE35B" wp14:editId="5074FB3A">
+          <wp:anchor distT="0" distB="0" distL="114300" distR="114300" simplePos="0" relativeHeight="251659264" behindDoc="0" locked="0" layoutInCell="1" allowOverlap="1" wp14:anchorId="425BE35B" wp14:editId="5EA6E73B">
             <wp:simplePos x="0" y="0"/>
             <wp:positionH relativeFrom="margin">
               <wp:align>left</wp:align>
@@ -14691,7 +14691,7 @@
           <w:noProof/>
         </w:rPr>
         <w:drawing>
-          <wp:inline distT="0" distB="0" distL="0" distR="0" wp14:anchorId="27ACCFB4" wp14:editId="0364E36A">
+          <wp:inline distT="0" distB="0" distL="0" distR="0" wp14:anchorId="27ACCFB4" wp14:editId="3BFFC7F5">
             <wp:extent cx="5731510" cy="2849526"/>
             <wp:effectExtent l="0" t="0" r="2540" b="8255"/>
             <wp:docPr id="905749319" name="Picture 35"/>
@@ -19022,8 +19022,20 @@
     </w:tbl>
     <w:p/>
     <w:sectPr>
+      <w:headerReference w:type="even" r:id="rId21"/>
+      <w:headerReference w:type="default" r:id="rId22"/>
+      <w:footerReference w:type="even" r:id="rId23"/>
+      <w:footerReference w:type="default" r:id="rId24"/>
+      <w:headerReference w:type="first" r:id="rId25"/>
+      <w:footerReference w:type="first" r:id="rId26"/>
       <w:pgSz w:w="11906" w:h="16838"/>
       <w:pgMar w:top="1440" w:right="1440" w:bottom="1440" w:left="1440" w:header="708" w:footer="708" w:gutter="0"/>
+      <w:pgBorders w:offsetFrom="page">
+        <w:top w:val="single" w:sz="4" w:space="24" w:color="auto"/>
+        <w:left w:val="single" w:sz="4" w:space="24" w:color="auto"/>
+        <w:bottom w:val="single" w:sz="4" w:space="24" w:color="auto"/>
+        <w:right w:val="single" w:sz="4" w:space="24" w:color="auto"/>
+      </w:pgBorders>
       <w:cols w:space="708"/>
       <w:docGrid w:linePitch="360"/>
     </w:sectPr>
@@ -19056,6 +19068,36 @@
 </w:endnotes>
 </file>
 
+<file path=word/footer1.xml><?xml version="1.0" encoding="utf-8"?>
+<w:ftr xmlns:wpc="http://schemas.microsoft.com/office/word/2010/wordprocessingCanvas" xmlns:cx="http://schemas.microsoft.com/office/drawing/2014/chartex" xmlns:cx1="http://schemas.microsoft.com/office/drawing/2015/9/8/chartex" xmlns:cx2="http://schemas.microsoft.com/office/drawing/2015/10/21/chartex" xmlns:cx3="http://schemas.microsoft.com/office/drawing/2016/5/9/chartex" xmlns:cx4="http://schemas.microsoft.com/office/drawing/2016/5/10/chartex" xmlns:cx5="http://schemas.microsoft.com/office/drawing/2016/5/11/chartex" xmlns:cx6="http://schemas.microsoft.com/office/drawing/2016/5/12/chartex" xmlns:cx7="http://schemas.microsoft.com/office/drawing/2016/5/13/chartex" xmlns:cx8="http://schemas.microsoft.com/office/drawing/2016/5/14/chartex" xmlns:mc="http://schemas.openxmlformats.org/markup-compatibility/2006" xmlns:aink="http://schemas.microsoft.com/office/drawing/2016/ink" xmlns:am3d="http://schemas.microsoft.com/office/drawing/2017/model3d" xmlns:o="urn:schemas-microsoft-com:office:office" xmlns:oel="http://schemas.microsoft.com/office/2019/extlst" xmlns:r="http://schemas.openxmlformats.org/officeDocument/2006/relationships" xmlns:m="http://schemas.openxmlformats.org/officeDocument/2006/math" xmlns:v="urn:schemas-microsoft-com:vml" xmlns:wp14="http://schemas.microsoft.com/office/word/2010/wordprocessingDrawing" xmlns:wp="http://schemas.openxmlformats.org/drawingml/2006/wordprocessingDrawing" xmlns:w10="urn:schemas-microsoft-com:office:word" xmlns:w="http://schemas.openxmlformats.org/wordprocessingml/2006/main" xmlns:w14="http://schemas.microsoft.com/office/word/2010/wordml" xmlns:w15="http://schemas.microsoft.com/office/word/2012/wordml" xmlns:w16cex="http://schemas.microsoft.com/office/word/2018/wordml/cex" xmlns:w16cid="http://schemas.microsoft.com/office/word/2016/wordml/cid" xmlns:w16="http://schemas.microsoft.com/office/word/2018/wordml" xmlns:w16du="http://schemas.microsoft.com/office/word/2023/wordml/word16du" xmlns:w16sdtdh="http://schemas.microsoft.com/office/word/2020/wordml/sdtdatahash" xmlns:w16sdtfl="http://schemas.microsoft.com/office/word/2024/wordml/sdtformatlock" xmlns:w16se="http://schemas.microsoft.com/office/word/2015/wordml/symex" xmlns:wpg="http://schemas.microsoft.com/office/word/2010/wordprocessingGroup" xmlns:wpi="http://schemas.microsoft.com/office/word/2010/wordprocessingInk" xmlns:wne="http://schemas.microsoft.com/office/word/2006/wordml" xmlns:wps="http://schemas.microsoft.com/office/word/2010/wordprocessingShape" mc:Ignorable="w14 w15 w16se w16cid w16 w16cex w16sdtdh w16sdtfl w16du wp14">
+  <w:p>
+    <w:pPr>
+      <w:pStyle w:val="Footer"/>
+    </w:pPr>
+  </w:p>
+</w:ftr>
+</file>
+
+<file path=word/footer2.xml><?xml version="1.0" encoding="utf-8"?>
+<w:ftr xmlns:wpc="http://schemas.microsoft.com/office/word/2010/wordprocessingCanvas" xmlns:cx="http://schemas.microsoft.com/office/drawing/2014/chartex" xmlns:cx1="http://schemas.microsoft.com/office/drawing/2015/9/8/chartex" xmlns:cx2="http://schemas.microsoft.com/office/drawing/2015/10/21/chartex" xmlns:cx3="http://schemas.microsoft.com/office/drawing/2016/5/9/chartex" xmlns:cx4="http://schemas.microsoft.com/office/drawing/2016/5/10/chartex" xmlns:cx5="http://schemas.microsoft.com/office/drawing/2016/5/11/chartex" xmlns:cx6="http://schemas.microsoft.com/office/drawing/2016/5/12/chartex" xmlns:cx7="http://schemas.microsoft.com/office/drawing/2016/5/13/chartex" xmlns:cx8="http://schemas.microsoft.com/office/drawing/2016/5/14/chartex" xmlns:mc="http://schemas.openxmlformats.org/markup-compatibility/2006" xmlns:aink="http://schemas.microsoft.com/office/drawing/2016/ink" xmlns:am3d="http://schemas.microsoft.com/office/drawing/2017/model3d" xmlns:o="urn:schemas-microsoft-com:office:office" xmlns:oel="http://schemas.microsoft.com/office/2019/extlst" xmlns:r="http://schemas.openxmlformats.org/officeDocument/2006/relationships" xmlns:m="http://schemas.openxmlformats.org/officeDocument/2006/math" xmlns:v="urn:schemas-microsoft-com:vml" xmlns:wp14="http://schemas.microsoft.com/office/word/2010/wordprocessingDrawing" xmlns:wp="http://schemas.openxmlformats.org/drawingml/2006/wordprocessingDrawing" xmlns:w10="urn:schemas-microsoft-com:office:word" xmlns:w="http://schemas.openxmlformats.org/wordprocessingml/2006/main" xmlns:w14="http://schemas.microsoft.com/office/word/2010/wordml" xmlns:w15="http://schemas.microsoft.com/office/word/2012/wordml" xmlns:w16cex="http://schemas.microsoft.com/office/word/2018/wordml/cex" xmlns:w16cid="http://schemas.microsoft.com/office/word/2016/wordml/cid" xmlns:w16="http://schemas.microsoft.com/office/word/2018/wordml" xmlns:w16du="http://schemas.microsoft.com/office/word/2023/wordml/word16du" xmlns:w16sdtdh="http://schemas.microsoft.com/office/word/2020/wordml/sdtdatahash" xmlns:w16sdtfl="http://schemas.microsoft.com/office/word/2024/wordml/sdtformatlock" xmlns:w16se="http://schemas.microsoft.com/office/word/2015/wordml/symex" xmlns:wpg="http://schemas.microsoft.com/office/word/2010/wordprocessingGroup" xmlns:wpi="http://schemas.microsoft.com/office/word/2010/wordprocessingInk" xmlns:wne="http://schemas.microsoft.com/office/word/2006/wordml" xmlns:wps="http://schemas.microsoft.com/office/word/2010/wordprocessingShape" mc:Ignorable="w14 w15 w16se w16cid w16 w16cex w16sdtdh w16sdtfl w16du wp14">
+  <w:p>
+    <w:pPr>
+      <w:pStyle w:val="Footer"/>
+    </w:pPr>
+  </w:p>
+</w:ftr>
+</file>
+
+<file path=word/footer3.xml><?xml version="1.0" encoding="utf-8"?>
+<w:ftr xmlns:wpc="http://schemas.microsoft.com/office/word/2010/wordprocessingCanvas" xmlns:cx="http://schemas.microsoft.com/office/drawing/2014/chartex" xmlns:cx1="http://schemas.microsoft.com/office/drawing/2015/9/8/chartex" xmlns:cx2="http://schemas.microsoft.com/office/drawing/2015/10/21/chartex" xmlns:cx3="http://schemas.microsoft.com/office/drawing/2016/5/9/chartex" xmlns:cx4="http://schemas.microsoft.com/office/drawing/2016/5/10/chartex" xmlns:cx5="http://schemas.microsoft.com/office/drawing/2016/5/11/chartex" xmlns:cx6="http://schemas.microsoft.com/office/drawing/2016/5/12/chartex" xmlns:cx7="http://schemas.microsoft.com/office/drawing/2016/5/13/chartex" xmlns:cx8="http://schemas.microsoft.com/office/drawing/2016/5/14/chartex" xmlns:mc="http://schemas.openxmlformats.org/markup-compatibility/2006" xmlns:aink="http://schemas.microsoft.com/office/drawing/2016/ink" xmlns:am3d="http://schemas.microsoft.com/office/drawing/2017/model3d" xmlns:o="urn:schemas-microsoft-com:office:office" xmlns:oel="http://schemas.microsoft.com/office/2019/extlst" xmlns:r="http://schemas.openxmlformats.org/officeDocument/2006/relationships" xmlns:m="http://schemas.openxmlformats.org/officeDocument/2006/math" xmlns:v="urn:schemas-microsoft-com:vml" xmlns:wp14="http://schemas.microsoft.com/office/word/2010/wordprocessingDrawing" xmlns:wp="http://schemas.openxmlformats.org/drawingml/2006/wordprocessingDrawing" xmlns:w10="urn:schemas-microsoft-com:office:word" xmlns:w="http://schemas.openxmlformats.org/wordprocessingml/2006/main" xmlns:w14="http://schemas.microsoft.com/office/word/2010/wordml" xmlns:w15="http://schemas.microsoft.com/office/word/2012/wordml" xmlns:w16cex="http://schemas.microsoft.com/office/word/2018/wordml/cex" xmlns:w16cid="http://schemas.microsoft.com/office/word/2016/wordml/cid" xmlns:w16="http://schemas.microsoft.com/office/word/2018/wordml" xmlns:w16du="http://schemas.microsoft.com/office/word/2023/wordml/word16du" xmlns:w16sdtdh="http://schemas.microsoft.com/office/word/2020/wordml/sdtdatahash" xmlns:w16sdtfl="http://schemas.microsoft.com/office/word/2024/wordml/sdtformatlock" xmlns:w16se="http://schemas.microsoft.com/office/word/2015/wordml/symex" xmlns:wpg="http://schemas.microsoft.com/office/word/2010/wordprocessingGroup" xmlns:wpi="http://schemas.microsoft.com/office/word/2010/wordprocessingInk" xmlns:wne="http://schemas.microsoft.com/office/word/2006/wordml" xmlns:wps="http://schemas.microsoft.com/office/word/2010/wordprocessingShape" mc:Ignorable="w14 w15 w16se w16cid w16 w16cex w16sdtdh w16sdtfl w16du wp14">
+  <w:p>
+    <w:pPr>
+      <w:pStyle w:val="Footer"/>
+    </w:pPr>
+  </w:p>
+</w:ftr>
+</file>
+
 <file path=word/footnotes.xml><?xml version="1.0" encoding="utf-8"?>
 <w:footnotes xmlns:wpc="http://schemas.microsoft.com/office/word/2010/wordprocessingCanvas" xmlns:cx="http://schemas.microsoft.com/office/drawing/2014/chartex" xmlns:cx1="http://schemas.microsoft.com/office/drawing/2015/9/8/chartex" xmlns:cx2="http://schemas.microsoft.com/office/drawing/2015/10/21/chartex" xmlns:cx3="http://schemas.microsoft.com/office/drawing/2016/5/9/chartex" xmlns:cx4="http://schemas.microsoft.com/office/drawing/2016/5/10/chartex" xmlns:cx5="http://schemas.microsoft.com/office/drawing/2016/5/11/chartex" xmlns:cx6="http://schemas.microsoft.com/office/drawing/2016/5/12/chartex" xmlns:cx7="http://schemas.microsoft.com/office/drawing/2016/5/13/chartex" xmlns:cx8="http://schemas.microsoft.com/office/drawing/2016/5/14/chartex" xmlns:mc="http://schemas.openxmlformats.org/markup-compatibility/2006" xmlns:aink="http://schemas.microsoft.com/office/drawing/2016/ink" xmlns:am3d="http://schemas.microsoft.com/office/drawing/2017/model3d" xmlns:o="urn:schemas-microsoft-com:office:office" xmlns:oel="http://schemas.microsoft.com/office/2019/extlst" xmlns:r="http://schemas.openxmlformats.org/officeDocument/2006/relationships" xmlns:m="http://schemas.openxmlformats.org/officeDocument/2006/math" xmlns:v="urn:schemas-microsoft-com:vml" xmlns:wp14="http://schemas.microsoft.com/office/word/2010/wordprocessingDrawing" xmlns:wp="http://schemas.openxmlformats.org/drawingml/2006/wordprocessingDrawing" xmlns:w10="urn:schemas-microsoft-com:office:word" xmlns:w="http://schemas.openxmlformats.org/wordprocessingml/2006/main" xmlns:w14="http://schemas.microsoft.com/office/word/2010/wordml" xmlns:w15="http://schemas.microsoft.com/office/word/2012/wordml" xmlns:w16cex="http://schemas.microsoft.com/office/word/2018/wordml/cex" xmlns:w16cid="http://schemas.microsoft.com/office/word/2016/wordml/cid" xmlns:w16="http://schemas.microsoft.com/office/word/2018/wordml" xmlns:w16du="http://schemas.microsoft.com/office/word/2023/wordml/word16du" xmlns:w16sdtdh="http://schemas.microsoft.com/office/word/2020/wordml/sdtdatahash" xmlns:w16sdtfl="http://schemas.microsoft.com/office/word/2024/wordml/sdtformatlock" xmlns:w16se="http://schemas.microsoft.com/office/word/2015/wordml/symex" xmlns:wpg="http://schemas.microsoft.com/office/word/2010/wordprocessingGroup" xmlns:wpi="http://schemas.microsoft.com/office/word/2010/wordprocessingInk" xmlns:wne="http://schemas.microsoft.com/office/word/2006/wordml" xmlns:wps="http://schemas.microsoft.com/office/word/2010/wordprocessingShape" mc:Ignorable="w14 w15 w16se w16cid w16 w16cex w16sdtdh w16sdtfl w16du wp14">
   <w:footnote w:type="separator" w:id="-1">
@@ -19079,6 +19121,83 @@
     </w:p>
   </w:footnote>
 </w:footnotes>
+</file>
+
+<file path=word/header1.xml><?xml version="1.0" encoding="utf-8"?>
+<w:hdr xmlns:wpc="http://schemas.microsoft.com/office/word/2010/wordprocessingCanvas" xmlns:cx="http://schemas.microsoft.com/office/drawing/2014/chartex" xmlns:cx1="http://schemas.microsoft.com/office/drawing/2015/9/8/chartex" xmlns:cx2="http://schemas.microsoft.com/office/drawing/2015/10/21/chartex" xmlns:cx3="http://schemas.microsoft.com/office/drawing/2016/5/9/chartex" xmlns:cx4="http://schemas.microsoft.com/office/drawing/2016/5/10/chartex" xmlns:cx5="http://schemas.microsoft.com/office/drawing/2016/5/11/chartex" xmlns:cx6="http://schemas.microsoft.com/office/drawing/2016/5/12/chartex" xmlns:cx7="http://schemas.microsoft.com/office/drawing/2016/5/13/chartex" xmlns:cx8="http://schemas.microsoft.com/office/drawing/2016/5/14/chartex" xmlns:mc="http://schemas.openxmlformats.org/markup-compatibility/2006" xmlns:aink="http://schemas.microsoft.com/office/drawing/2016/ink" xmlns:am3d="http://schemas.microsoft.com/office/drawing/2017/model3d" xmlns:o="urn:schemas-microsoft-com:office:office" xmlns:oel="http://schemas.microsoft.com/office/2019/extlst" xmlns:r="http://schemas.openxmlformats.org/officeDocument/2006/relationships" xmlns:m="http://schemas.openxmlformats.org/officeDocument/2006/math" xmlns:v="urn:schemas-microsoft-com:vml" xmlns:wp14="http://schemas.microsoft.com/office/word/2010/wordprocessingDrawing" xmlns:wp="http://schemas.openxmlformats.org/drawingml/2006/wordprocessingDrawing" xmlns:w10="urn:schemas-microsoft-com:office:word" xmlns:w="http://schemas.openxmlformats.org/wordprocessingml/2006/main" xmlns:w14="http://schemas.microsoft.com/office/word/2010/wordml" xmlns:w15="http://schemas.microsoft.com/office/word/2012/wordml" xmlns:w16cex="http://schemas.microsoft.com/office/word/2018/wordml/cex" xmlns:w16cid="http://schemas.microsoft.com/office/word/2016/wordml/cid" xmlns:w16="http://schemas.microsoft.com/office/word/2018/wordml" xmlns:w16du="http://schemas.microsoft.com/office/word/2023/wordml/word16du" xmlns:w16sdtdh="http://schemas.microsoft.com/office/word/2020/wordml/sdtdatahash" xmlns:w16sdtfl="http://schemas.microsoft.com/office/word/2024/wordml/sdtformatlock" xmlns:w16se="http://schemas.microsoft.com/office/word/2015/wordml/symex" xmlns:wpg="http://schemas.microsoft.com/office/word/2010/wordprocessingGroup" xmlns:wpi="http://schemas.microsoft.com/office/word/2010/wordprocessingInk" xmlns:wne="http://schemas.microsoft.com/office/word/2006/wordml" xmlns:wps="http://schemas.microsoft.com/office/word/2010/wordprocessingShape" mc:Ignorable="w14 w15 w16se w16cid w16 w16cex w16sdtdh w16sdtfl w16du wp14">
+  <w:p>
+    <w:pPr>
+      <w:pStyle w:val="Header"/>
+    </w:pPr>
+  </w:p>
+</w:hdr>
+</file>
+
+<file path=word/header2.xml><?xml version="1.0" encoding="utf-8"?>
+<w:hdr xmlns:wpc="http://schemas.microsoft.com/office/word/2010/wordprocessingCanvas" xmlns:cx="http://schemas.microsoft.com/office/drawing/2014/chartex" xmlns:cx1="http://schemas.microsoft.com/office/drawing/2015/9/8/chartex" xmlns:cx2="http://schemas.microsoft.com/office/drawing/2015/10/21/chartex" xmlns:cx3="http://schemas.microsoft.com/office/drawing/2016/5/9/chartex" xmlns:cx4="http://schemas.microsoft.com/office/drawing/2016/5/10/chartex" xmlns:cx5="http://schemas.microsoft.com/office/drawing/2016/5/11/chartex" xmlns:cx6="http://schemas.microsoft.com/office/drawing/2016/5/12/chartex" xmlns:cx7="http://schemas.microsoft.com/office/drawing/2016/5/13/chartex" xmlns:cx8="http://schemas.microsoft.com/office/drawing/2016/5/14/chartex" xmlns:mc="http://schemas.openxmlformats.org/markup-compatibility/2006" xmlns:aink="http://schemas.microsoft.com/office/drawing/2016/ink" xmlns:am3d="http://schemas.microsoft.com/office/drawing/2017/model3d" xmlns:o="urn:schemas-microsoft-com:office:office" xmlns:oel="http://schemas.microsoft.com/office/2019/extlst" xmlns:r="http://schemas.openxmlformats.org/officeDocument/2006/relationships" xmlns:m="http://schemas.openxmlformats.org/officeDocument/2006/math" xmlns:v="urn:schemas-microsoft-com:vml" xmlns:wp14="http://schemas.microsoft.com/office/word/2010/wordprocessingDrawing" xmlns:wp="http://schemas.openxmlformats.org/drawingml/2006/wordprocessingDrawing" xmlns:w10="urn:schemas-microsoft-com:office:word" xmlns:w="http://schemas.openxmlformats.org/wordprocessingml/2006/main" xmlns:w14="http://schemas.microsoft.com/office/word/2010/wordml" xmlns:w15="http://schemas.microsoft.com/office/word/2012/wordml" xmlns:w16cex="http://schemas.microsoft.com/office/word/2018/wordml/cex" xmlns:w16cid="http://schemas.microsoft.com/office/word/2016/wordml/cid" xmlns:w16="http://schemas.microsoft.com/office/word/2018/wordml" xmlns:w16du="http://schemas.microsoft.com/office/word/2023/wordml/word16du" xmlns:w16sdtdh="http://schemas.microsoft.com/office/word/2020/wordml/sdtdatahash" xmlns:w16sdtfl="http://schemas.microsoft.com/office/word/2024/wordml/sdtformatlock" xmlns:w16se="http://schemas.microsoft.com/office/word/2015/wordml/symex" xmlns:wpg="http://schemas.microsoft.com/office/word/2010/wordprocessingGroup" xmlns:wpi="http://schemas.microsoft.com/office/word/2010/wordprocessingInk" xmlns:wne="http://schemas.microsoft.com/office/word/2006/wordml" xmlns:wps="http://schemas.microsoft.com/office/word/2010/wordprocessingShape" mc:Ignorable="w14 w15 w16se w16cid w16 w16cex w16sdtdh w16sdtfl w16du wp14">
+  <w:sdt>
+    <w:sdtPr>
+      <w:id w:val="-402372432"/>
+      <w:docPartObj>
+        <w:docPartGallery w:val="Watermarks"/>
+        <w:docPartUnique/>
+      </w:docPartObj>
+    </w:sdtPr>
+    <w:sdtContent>
+      <w:p>
+        <w:pPr>
+          <w:pStyle w:val="Header"/>
+        </w:pPr>
+        <w:r>
+          <w:rPr>
+            <w:noProof/>
+          </w:rPr>
+          <w:pict w14:anchorId="6380D734">
+            <v:shapetype id="_x0000_t136" coordsize="21600,21600" o:spt="136" adj="10800" path="m@7,l@8,m@5,21600l@6,21600e">
+              <v:formulas>
+                <v:f eqn="sum #0 0 10800"/>
+                <v:f eqn="prod #0 2 1"/>
+                <v:f eqn="sum 21600 0 @1"/>
+                <v:f eqn="sum 0 0 @2"/>
+                <v:f eqn="sum 21600 0 @3"/>
+                <v:f eqn="if @0 @3 0"/>
+                <v:f eqn="if @0 21600 @1"/>
+                <v:f eqn="if @0 0 @2"/>
+                <v:f eqn="if @0 @4 21600"/>
+                <v:f eqn="mid @5 @6"/>
+                <v:f eqn="mid @8 @5"/>
+                <v:f eqn="mid @7 @8"/>
+                <v:f eqn="mid @6 @7"/>
+                <v:f eqn="sum @6 0 @5"/>
+              </v:formulas>
+              <v:path textpathok="t" o:connecttype="custom" o:connectlocs="@9,0;@10,10800;@11,21600;@12,10800" o:connectangles="270,180,90,0"/>
+              <v:textpath on="t" fitshape="t"/>
+              <v:handles>
+                <v:h position="#0,bottomRight" xrange="6629,14971"/>
+              </v:handles>
+              <o:lock v:ext="edit" text="t" shapetype="t"/>
+            </v:shapetype>
+            <v:shape id="PowerPlusWaterMarkObject756252" o:spid="_x0000_s1025" type="#_x0000_t136" style="position:absolute;margin-left:0;margin-top:0;width:523.95pt;height:112.25pt;rotation:315;z-index:-251657216;mso-position-horizontal:center;mso-position-horizontal-relative:margin;mso-position-vertical:center;mso-position-vertical-relative:margin" o:allowincell="f" fillcolor="silver" stroked="f">
+              <v:fill opacity=".5"/>
+              <v:textpath style="font-family:&quot;Calibri&quot;;font-size:1pt" string="DhruvPatel16120"/>
+              <w10:wrap anchorx="margin" anchory="margin"/>
+            </v:shape>
+          </w:pict>
+        </w:r>
+      </w:p>
+    </w:sdtContent>
+  </w:sdt>
+</w:hdr>
+</file>
+
+<file path=word/header3.xml><?xml version="1.0" encoding="utf-8"?>
+<w:hdr xmlns:wpc="http://schemas.microsoft.com/office/word/2010/wordprocessingCanvas" xmlns:cx="http://schemas.microsoft.com/office/drawing/2014/chartex" xmlns:cx1="http://schemas.microsoft.com/office/drawing/2015/9/8/chartex" xmlns:cx2="http://schemas.microsoft.com/office/drawing/2015/10/21/chartex" xmlns:cx3="http://schemas.microsoft.com/office/drawing/2016/5/9/chartex" xmlns:cx4="http://schemas.microsoft.com/office/drawing/2016/5/10/chartex" xmlns:cx5="http://schemas.microsoft.com/office/drawing/2016/5/11/chartex" xmlns:cx6="http://schemas.microsoft.com/office/drawing/2016/5/12/chartex" xmlns:cx7="http://schemas.microsoft.com/office/drawing/2016/5/13/chartex" xmlns:cx8="http://schemas.microsoft.com/office/drawing/2016/5/14/chartex" xmlns:mc="http://schemas.openxmlformats.org/markup-compatibility/2006" xmlns:aink="http://schemas.microsoft.com/office/drawing/2016/ink" xmlns:am3d="http://schemas.microsoft.com/office/drawing/2017/model3d" xmlns:o="urn:schemas-microsoft-com:office:office" xmlns:oel="http://schemas.microsoft.com/office/2019/extlst" xmlns:r="http://schemas.openxmlformats.org/officeDocument/2006/relationships" xmlns:m="http://schemas.openxmlformats.org/officeDocument/2006/math" xmlns:v="urn:schemas-microsoft-com:vml" xmlns:wp14="http://schemas.microsoft.com/office/word/2010/wordprocessingDrawing" xmlns:wp="http://schemas.openxmlformats.org/drawingml/2006/wordprocessingDrawing" xmlns:w10="urn:schemas-microsoft-com:office:word" xmlns:w="http://schemas.openxmlformats.org/wordprocessingml/2006/main" xmlns:w14="http://schemas.microsoft.com/office/word/2010/wordml" xmlns:w15="http://schemas.microsoft.com/office/word/2012/wordml" xmlns:w16cex="http://schemas.microsoft.com/office/word/2018/wordml/cex" xmlns:w16cid="http://schemas.microsoft.com/office/word/2016/wordml/cid" xmlns:w16="http://schemas.microsoft.com/office/word/2018/wordml" xmlns:w16du="http://schemas.microsoft.com/office/word/2023/wordml/word16du" xmlns:w16sdtdh="http://schemas.microsoft.com/office/word/2020/wordml/sdtdatahash" xmlns:w16sdtfl="http://schemas.microsoft.com/office/word/2024/wordml/sdtformatlock" xmlns:w16se="http://schemas.microsoft.com/office/word/2015/wordml/symex" xmlns:wpg="http://schemas.microsoft.com/office/word/2010/wordprocessingGroup" xmlns:wpi="http://schemas.microsoft.com/office/word/2010/wordprocessingInk" xmlns:wne="http://schemas.microsoft.com/office/word/2006/wordml" xmlns:wps="http://schemas.microsoft.com/office/word/2010/wordprocessingShape" mc:Ignorable="w14 w15 w16se w16cid w16 w16cex w16sdtdh w16sdtfl w16du wp14">
+  <w:p>
+    <w:pPr>
+      <w:pStyle w:val="Header"/>
+    </w:pPr>
+  </w:p>
+</w:hdr>
 </file>
 
 <file path=word/numbering.xml><?xml version="1.0" encoding="utf-8"?>
